--- a/docs/SIH26153_Technical_Design_Document.docx
+++ b/docs/SIH26153_Technical_Design_Document.docx
@@ -236,7 +236,13 @@
         <w:spacing w:after="40"/>
       </w:pPr>
       <w:r>
-        <w:t>23. Storage and Artifact Design</w:t>
+        <w:t>2</w:t>
+      </w:r>
+      <w:r>
+        <w:t>3</w:t>
+      </w:r>
+      <w:r>
+        <w:t>. Offline Runtime Design</w:t>
       </w:r>
     </w:p>
     <w:p>
@@ -244,7 +250,13 @@
         <w:spacing w:after="40"/>
       </w:pPr>
       <w:r>
-        <w:t>24. Configuration Management</w:t>
+        <w:t>2</w:t>
+      </w:r>
+      <w:r>
+        <w:t>4</w:t>
+      </w:r>
+      <w:r>
+        <w:t>. Security, Privacy and Data Governance</w:t>
       </w:r>
     </w:p>
     <w:p>
@@ -252,7 +264,13 @@
         <w:spacing w:after="40"/>
       </w:pPr>
       <w:r>
-        <w:t>25. Offline Runtime Design</w:t>
+        <w:t>2</w:t>
+      </w:r>
+      <w:r>
+        <w:t>5</w:t>
+      </w:r>
+      <w:r>
+        <w:t>. Reliability and Failure Handling</w:t>
       </w:r>
     </w:p>
     <w:p>
@@ -260,7 +278,13 @@
         <w:spacing w:after="40"/>
       </w:pPr>
       <w:r>
-        <w:t>26. Security, Privacy and Data Governance</w:t>
+        <w:t>2</w:t>
+      </w:r>
+      <w:r>
+        <w:t>6</w:t>
+      </w:r>
+      <w:r>
+        <w:t>. Testing Strategy</w:t>
       </w:r>
     </w:p>
     <w:p>
@@ -268,7 +292,13 @@
         <w:spacing w:after="40"/>
       </w:pPr>
       <w:r>
-        <w:t>27. Reliability and Failure Handling</w:t>
+        <w:t>2</w:t>
+      </w:r>
+      <w:r>
+        <w:t>7</w:t>
+      </w:r>
+      <w:r>
+        <w:t>. Performance and Scalability</w:t>
       </w:r>
     </w:p>
     <w:p>
@@ -276,7 +306,10 @@
         <w:spacing w:after="40"/>
       </w:pPr>
       <w:r>
-        <w:t>28. Testing Strategy</w:t>
+        <w:t>28</w:t>
+      </w:r>
+      <w:r>
+        <w:t>. Implementation Sequence</w:t>
       </w:r>
     </w:p>
     <w:p>
@@ -284,7 +317,10 @@
         <w:spacing w:after="40"/>
       </w:pPr>
       <w:r>
-        <w:t>29. Performance and Scalability</w:t>
+        <w:t>29</w:t>
+      </w:r>
+      <w:r>
+        <w:t>. MVP and Advanced Architecture</w:t>
       </w:r>
     </w:p>
     <w:p>
@@ -292,7 +328,13 @@
         <w:spacing w:after="40"/>
       </w:pPr>
       <w:r>
-        <w:t>30. Logging, Monitoring and Reproducibility</w:t>
+        <w:t>3</w:t>
+      </w:r>
+      <w:r>
+        <w:t>0</w:t>
+      </w:r>
+      <w:r>
+        <w:t>. Risks and Mitigations</w:t>
       </w:r>
     </w:p>
     <w:p>
@@ -300,7 +342,13 @@
         <w:spacing w:after="40"/>
       </w:pPr>
       <w:r>
-        <w:t>31. Source Code Structure</w:t>
+        <w:t>3</w:t>
+      </w:r>
+      <w:r>
+        <w:t>1</w:t>
+      </w:r>
+      <w:r>
+        <w:t>. Acceptance Criteria</w:t>
       </w:r>
     </w:p>
     <w:p>
@@ -309,7 +357,13 @@
       </w:pPr>
       <w:r>
         <w:lastRenderedPageBreak/>
-        <w:t>32. Implementation Sequence</w:t>
+        <w:t>3</w:t>
+      </w:r>
+      <w:r>
+        <w:t>2</w:t>
+      </w:r>
+      <w:r>
+        <w:t>. Conclusion</w:t>
       </w:r>
     </w:p>
     <w:p>
@@ -317,7 +371,7 @@
         <w:spacing w:after="40"/>
       </w:pPr>
       <w:r>
-        <w:t>33. MVP and Advanced Architecture</w:t>
+        <w:t>Appendix A. Feature Dictionary</w:t>
       </w:r>
     </w:p>
     <w:p>
@@ -325,7 +379,7 @@
         <w:spacing w:after="40"/>
       </w:pPr>
       <w:r>
-        <w:t>34. Risks and Mitigations</w:t>
+        <w:t>Appendix B. Example Data Structures</w:t>
       </w:r>
     </w:p>
     <w:p>
@@ -333,50 +387,8 @@
         <w:spacing w:after="40"/>
       </w:pPr>
       <w:r>
-        <w:t>35. Acceptance Criteria</w:t>
-      </w:r>
-    </w:p>
-    <w:p>
-      <w:pPr>
-        <w:spacing w:after="40"/>
-      </w:pPr>
-      <w:r>
-        <w:t>36. Conclusion</w:t>
-      </w:r>
-    </w:p>
-    <w:p>
-      <w:pPr>
-        <w:spacing w:after="40"/>
-      </w:pPr>
-      <w:r>
-        <w:t>Appendix A. Feature Dictionary</w:t>
-      </w:r>
-    </w:p>
-    <w:p>
-      <w:pPr>
-        <w:spacing w:after="40"/>
-      </w:pPr>
-      <w:r>
-        <w:t>Appendix B. Example Data Structures</w:t>
-      </w:r>
-    </w:p>
-    <w:p>
-      <w:pPr>
-        <w:spacing w:after="40"/>
-      </w:pPr>
-      <w:r>
         <w:t>Appendix C. Algorithm and Pseudocode</w:t>
       </w:r>
-    </w:p>
-    <w:p>
-      <w:pPr>
-        <w:spacing w:after="40"/>
-      </w:pPr>
-      <w:r>
-        <w:t>Appendix D. Requirement Traceability Matrix</w:t>
-      </w:r>
-    </w:p>
-    <w:p>
       <w:r>
         <w:br w:type="page"/>
       </w:r>
@@ -1803,7 +1815,7 @@
         <w:spacing w:after="100" w:line="259" w:lineRule="auto"/>
       </w:pPr>
       <w:r>
-        <w:t>The extraction layer is responsible only for turning raw observations into structured features. The modeling layer receives already-aligned windows. The forecasting layer is responsible for multi-step rollout. The presentation layer must not recompute model logic or alter probability values. This separation makes the same engine usable from notebooks, batch evaluation, API calls, and the dashboard.</w:t>
+        <w:t>The extraction layer is responsible only for turning raw observations into structured features. The modeling layer receives already-aligned windows. The forecasting layer is responsible for multi-step rollout. The presentation layer must not recompute model logic or alter probability values. This separation makes the same engine usable from notebooks, batch evaluation, and the dashboard.</w:t>
       </w:r>
     </w:p>
     <w:p>
@@ -7686,14 +7698,10 @@
         <w:tc>
           <w:tcPr>
             <w:tcW w:w="3312" w:type="dxa"/>
-            <w:shd w:val="clear" w:color="auto" w:fill="F3F6F9"/>
-            <w:vAlign w:val="center"/>
-          </w:tcPr>
-          <w:p>
-            <w:r>
-              <w:rPr>
-                <w:sz w:val="20"/>
-              </w:rPr>
+            <w:vAlign w:val="center"/>
+          </w:tcPr>
+          <w:p>
+            <w:r>
               <w:t>1</w:t>
             </w:r>
           </w:p>
@@ -7701,30 +7709,28 @@
         <w:tc>
           <w:tcPr>
             <w:tcW w:w="3312" w:type="dxa"/>
-            <w:shd w:val="clear" w:color="auto" w:fill="F3F6F9"/>
-            <w:vAlign w:val="center"/>
-          </w:tcPr>
-          <w:p>
-            <w:r>
-              <w:rPr>
-                <w:sz w:val="20"/>
-              </w:rPr>
-              <w:t>CIC-IDS2018</w:t>
-            </w:r>
-          </w:p>
-        </w:tc>
-        <w:tc>
-          <w:tcPr>
-            <w:tcW w:w="3312" w:type="dxa"/>
-            <w:shd w:val="clear" w:color="auto" w:fill="F3F6F9"/>
-            <w:vAlign w:val="center"/>
-          </w:tcPr>
-          <w:p>
-            <w:r>
-              <w:rPr>
-                <w:sz w:val="20"/>
-              </w:rPr>
-              <w:t>Primary development and feature/model pipeline.</w:t>
+            <w:vAlign w:val="center"/>
+          </w:tcPr>
+          <w:p>
+            <w:r>
+              <w:rPr>
+                <w:sz w:val="20"/>
+              </w:rPr>
+              <w:t>CIC-IDS2017</w:t>
+            </w:r>
+          </w:p>
+        </w:tc>
+        <w:tc>
+          <w:tcPr>
+            <w:tcW w:w="3312" w:type="dxa"/>
+            <w:vAlign w:val="center"/>
+          </w:tcPr>
+          <w:p>
+            <w:r>
+              <w:rPr>
+                <w:sz w:val="20"/>
+              </w:rPr>
+              <w:t>Temporal validation and robustness check.</w:t>
             </w:r>
           </w:p>
         </w:tc>
@@ -7736,13 +7742,11 @@
         <w:tc>
           <w:tcPr>
             <w:tcW w:w="3312" w:type="dxa"/>
-            <w:vAlign w:val="center"/>
-          </w:tcPr>
-          <w:p>
-            <w:r>
-              <w:rPr>
-                <w:sz w:val="20"/>
-              </w:rPr>
+            <w:shd w:val="clear" w:color="auto" w:fill="F3F6F9"/>
+            <w:vAlign w:val="center"/>
+          </w:tcPr>
+          <w:p>
+            <w:r>
               <w:t>2</w:t>
             </w:r>
           </w:p>
@@ -7750,28 +7754,30 @@
         <w:tc>
           <w:tcPr>
             <w:tcW w:w="3312" w:type="dxa"/>
-            <w:vAlign w:val="center"/>
-          </w:tcPr>
-          <w:p>
-            <w:r>
-              <w:rPr>
-                <w:sz w:val="20"/>
-              </w:rPr>
-              <w:t>CIC-IDS2017</w:t>
-            </w:r>
-          </w:p>
-        </w:tc>
-        <w:tc>
-          <w:tcPr>
-            <w:tcW w:w="3312" w:type="dxa"/>
-            <w:vAlign w:val="center"/>
-          </w:tcPr>
-          <w:p>
-            <w:r>
-              <w:rPr>
-                <w:sz w:val="20"/>
-              </w:rPr>
-              <w:t>Temporal validation and robustness check.</w:t>
+            <w:shd w:val="clear" w:color="auto" w:fill="F3F6F9"/>
+            <w:vAlign w:val="center"/>
+          </w:tcPr>
+          <w:p>
+            <w:r>
+              <w:rPr>
+                <w:sz w:val="20"/>
+              </w:rPr>
+              <w:t>UNSW-NB15</w:t>
+            </w:r>
+          </w:p>
+        </w:tc>
+        <w:tc>
+          <w:tcPr>
+            <w:tcW w:w="3312" w:type="dxa"/>
+            <w:shd w:val="clear" w:color="auto" w:fill="F3F6F9"/>
+            <w:vAlign w:val="center"/>
+          </w:tcPr>
+          <w:p>
+            <w:r>
+              <w:rPr>
+                <w:sz w:val="20"/>
+              </w:rPr>
+              <w:t>Independent cross-dataset generalization.</w:t>
             </w:r>
           </w:p>
         </w:tc>
@@ -7783,14 +7789,10 @@
         <w:tc>
           <w:tcPr>
             <w:tcW w:w="3312" w:type="dxa"/>
-            <w:shd w:val="clear" w:color="auto" w:fill="F3F6F9"/>
-            <w:vAlign w:val="center"/>
-          </w:tcPr>
-          <w:p>
-            <w:r>
-              <w:rPr>
-                <w:sz w:val="20"/>
-              </w:rPr>
+            <w:vAlign w:val="center"/>
+          </w:tcPr>
+          <w:p>
+            <w:r>
               <w:t>3</w:t>
             </w:r>
           </w:p>
@@ -7798,55 +7800,6 @@
         <w:tc>
           <w:tcPr>
             <w:tcW w:w="3312" w:type="dxa"/>
-            <w:shd w:val="clear" w:color="auto" w:fill="F3F6F9"/>
-            <w:vAlign w:val="center"/>
-          </w:tcPr>
-          <w:p>
-            <w:r>
-              <w:rPr>
-                <w:sz w:val="20"/>
-              </w:rPr>
-              <w:t>UNSW-NB15</w:t>
-            </w:r>
-          </w:p>
-        </w:tc>
-        <w:tc>
-          <w:tcPr>
-            <w:tcW w:w="3312" w:type="dxa"/>
-            <w:shd w:val="clear" w:color="auto" w:fill="F3F6F9"/>
-            <w:vAlign w:val="center"/>
-          </w:tcPr>
-          <w:p>
-            <w:r>
-              <w:rPr>
-                <w:sz w:val="20"/>
-              </w:rPr>
-              <w:t>Independent cross-dataset generalization.</w:t>
-            </w:r>
-          </w:p>
-        </w:tc>
-      </w:tr>
-      <w:tr>
-        <w:trPr>
-          <w:jc w:val="center"/>
-        </w:trPr>
-        <w:tc>
-          <w:tcPr>
-            <w:tcW w:w="3312" w:type="dxa"/>
-            <w:vAlign w:val="center"/>
-          </w:tcPr>
-          <w:p>
-            <w:r>
-              <w:rPr>
-                <w:sz w:val="20"/>
-              </w:rPr>
-              <w:t>4</w:t>
-            </w:r>
-          </w:p>
-        </w:tc>
-        <w:tc>
-          <w:tcPr>
-            <w:tcW w:w="3312" w:type="dxa"/>
             <w:vAlign w:val="center"/>
           </w:tcPr>
           <w:p>
@@ -7869,56 +7822,6 @@
                 <w:sz w:val="20"/>
               </w:rPr>
               <w:t>Botnet/temporal behavior validation.</w:t>
-            </w:r>
-          </w:p>
-        </w:tc>
-      </w:tr>
-      <w:tr>
-        <w:trPr>
-          <w:jc w:val="center"/>
-        </w:trPr>
-        <w:tc>
-          <w:tcPr>
-            <w:tcW w:w="3312" w:type="dxa"/>
-            <w:shd w:val="clear" w:color="auto" w:fill="F3F6F9"/>
-            <w:vAlign w:val="center"/>
-          </w:tcPr>
-          <w:p>
-            <w:r>
-              <w:rPr>
-                <w:sz w:val="20"/>
-              </w:rPr>
-              <w:t>5</w:t>
-            </w:r>
-          </w:p>
-        </w:tc>
-        <w:tc>
-          <w:tcPr>
-            <w:tcW w:w="3312" w:type="dxa"/>
-            <w:shd w:val="clear" w:color="auto" w:fill="F3F6F9"/>
-            <w:vAlign w:val="center"/>
-          </w:tcPr>
-          <w:p>
-            <w:r>
-              <w:rPr>
-                <w:sz w:val="20"/>
-              </w:rPr>
-              <w:t>Optional CICIoT2023 / other sources</w:t>
-            </w:r>
-          </w:p>
-        </w:tc>
-        <w:tc>
-          <w:tcPr>
-            <w:tcW w:w="3312" w:type="dxa"/>
-            <w:shd w:val="clear" w:color="auto" w:fill="F3F6F9"/>
-            <w:vAlign w:val="center"/>
-          </w:tcPr>
-          <w:p>
-            <w:r>
-              <w:rPr>
-                <w:sz w:val="20"/>
-              </w:rPr>
-              <w:t>Domain extension if time permits.</w:t>
             </w:r>
           </w:p>
         </w:tc>
@@ -8009,7 +7912,6 @@
         <w:ind w:left="360" w:hanging="360"/>
       </w:pPr>
       <w:r>
-        <w:lastRenderedPageBreak/>
         <w:t>8.  Calibrate likelihood output if required.</w:t>
       </w:r>
     </w:p>
@@ -8030,6 +7932,7 @@
         <w:rPr>
           <w:rFonts w:ascii="Arial" w:hAnsi="Arial"/>
         </w:rPr>
+        <w:lastRenderedPageBreak/>
         <w:t>20.3 Leakage Controls</w:t>
       </w:r>
     </w:p>
@@ -9337,199 +9240,42 @@
         <w:rPr>
           <w:rFonts w:ascii="Arial" w:hAnsi="Arial"/>
         </w:rPr>
-        <w:t>23. Storage and Artifact Design</w:t>
-      </w:r>
-    </w:p>
-    <w:p>
-      <w:pPr>
-        <w:pStyle w:val="Heading2"/>
-      </w:pPr>
+        <w:t>2</w:t>
+      </w:r>
       <w:r>
         <w:rPr>
           <w:rFonts w:ascii="Arial" w:hAnsi="Arial"/>
         </w:rPr>
-        <w:t>23.1 File Layout</w:t>
-      </w:r>
-    </w:p>
-    <w:p>
-      <w:pPr>
-        <w:spacing w:before="60" w:after="120"/>
-        <w:ind w:left="288" w:right="144"/>
-      </w:pPr>
-      <w:r>
-        <w:t>data</w:t>
-      </w:r>
-      <w:proofErr w:type="gramStart"/>
-      <w:r>
-        <w:t>/{</w:t>
-      </w:r>
-      <w:proofErr w:type="gramEnd"/>
-      <w:r>
-        <w:t>raw/, processed/, demo/}</w:t>
-      </w:r>
-      <w:r>
-        <w:br/>
-        <w:t>models</w:t>
-      </w:r>
-      <w:proofErr w:type="gramStart"/>
-      <w:r>
-        <w:t>/{</w:t>
-      </w:r>
-      <w:proofErr w:type="gramEnd"/>
-      <w:r>
-        <w:t xml:space="preserve">baseline/, </w:t>
-      </w:r>
-      <w:proofErr w:type="spellStart"/>
-      <w:r>
-        <w:t>world_model</w:t>
-      </w:r>
-      <w:proofErr w:type="spellEnd"/>
-      <w:r>
-        <w:t>/, artifacts/}</w:t>
-      </w:r>
-      <w:r>
-        <w:br/>
-        <w:t>knowledge</w:t>
-      </w:r>
-      <w:proofErr w:type="gramStart"/>
-      <w:r>
-        <w:t>/{</w:t>
-      </w:r>
-      <w:proofErr w:type="spellStart"/>
-      <w:proofErr w:type="gramEnd"/>
-      <w:r>
-        <w:t>mitre</w:t>
-      </w:r>
-      <w:proofErr w:type="spellEnd"/>
-      <w:r>
-        <w:t xml:space="preserve">/, </w:t>
-      </w:r>
-      <w:proofErr w:type="spellStart"/>
-      <w:r>
-        <w:t>capec</w:t>
-      </w:r>
-      <w:proofErr w:type="spellEnd"/>
-      <w:r>
-        <w:t xml:space="preserve">/, </w:t>
-      </w:r>
-      <w:proofErr w:type="spellStart"/>
-      <w:r>
-        <w:t>nvd</w:t>
-      </w:r>
-      <w:proofErr w:type="spellEnd"/>
-      <w:r>
-        <w:t>/}</w:t>
-      </w:r>
-      <w:r>
-        <w:br/>
-      </w:r>
-      <w:r>
-        <w:lastRenderedPageBreak/>
-        <w:t>runs/&lt;</w:t>
-      </w:r>
-      <w:proofErr w:type="spellStart"/>
-      <w:r>
-        <w:t>run_id</w:t>
-      </w:r>
-      <w:proofErr w:type="spellEnd"/>
-      <w:r>
-        <w:t>&gt;</w:t>
-      </w:r>
-      <w:proofErr w:type="gramStart"/>
-      <w:r>
-        <w:t>/{</w:t>
-      </w:r>
-      <w:proofErr w:type="spellStart"/>
-      <w:r>
-        <w:t>manifest.json</w:t>
-      </w:r>
-      <w:proofErr w:type="spellEnd"/>
-      <w:proofErr w:type="gramEnd"/>
-      <w:r>
-        <w:t xml:space="preserve">, </w:t>
-      </w:r>
-      <w:proofErr w:type="spellStart"/>
-      <w:proofErr w:type="gramStart"/>
-      <w:r>
-        <w:t>forecast.json</w:t>
-      </w:r>
-      <w:proofErr w:type="spellEnd"/>
-      <w:proofErr w:type="gramEnd"/>
-      <w:r>
-        <w:t xml:space="preserve">, </w:t>
-      </w:r>
-      <w:proofErr w:type="spellStart"/>
-      <w:proofErr w:type="gramStart"/>
-      <w:r>
-        <w:t>evidence.jsonl</w:t>
-      </w:r>
-      <w:proofErr w:type="spellEnd"/>
-      <w:proofErr w:type="gramEnd"/>
-      <w:r>
-        <w:t xml:space="preserve">, </w:t>
-      </w:r>
-      <w:proofErr w:type="spellStart"/>
-      <w:proofErr w:type="gramStart"/>
-      <w:r>
-        <w:t>metrics.json</w:t>
-      </w:r>
-      <w:proofErr w:type="spellEnd"/>
-      <w:proofErr w:type="gramEnd"/>
-      <w:r>
-        <w:t>}</w:t>
-      </w:r>
-      <w:r>
-        <w:br/>
-        <w:t>configs</w:t>
-      </w:r>
-      <w:proofErr w:type="gramStart"/>
-      <w:r>
-        <w:t>/{</w:t>
-      </w:r>
-      <w:proofErr w:type="spellStart"/>
-      <w:proofErr w:type="gramEnd"/>
-      <w:r>
-        <w:t>feature_</w:t>
-      </w:r>
-      <w:proofErr w:type="gramStart"/>
-      <w:r>
-        <w:t>schema.yaml</w:t>
-      </w:r>
-      <w:proofErr w:type="spellEnd"/>
-      <w:proofErr w:type="gramEnd"/>
-      <w:r>
-        <w:t xml:space="preserve">, </w:t>
-      </w:r>
-      <w:proofErr w:type="spellStart"/>
-      <w:proofErr w:type="gramStart"/>
-      <w:r>
-        <w:t>windowing.yaml</w:t>
-      </w:r>
-      <w:proofErr w:type="spellEnd"/>
-      <w:proofErr w:type="gramEnd"/>
-      <w:r>
-        <w:t xml:space="preserve">, </w:t>
-      </w:r>
-      <w:proofErr w:type="spellStart"/>
-      <w:proofErr w:type="gramStart"/>
-      <w:r>
-        <w:t>model.yaml</w:t>
-      </w:r>
-      <w:proofErr w:type="spellEnd"/>
-      <w:proofErr w:type="gramEnd"/>
-      <w:r>
-        <w:t>}</w:t>
-      </w:r>
-    </w:p>
-    <w:p>
-      <w:pPr>
-        <w:pStyle w:val="Heading2"/>
-      </w:pPr>
+        <w:t>3</w:t>
+      </w:r>
       <w:r>
         <w:rPr>
           <w:rFonts w:ascii="Arial" w:hAnsi="Arial"/>
         </w:rPr>
-        <w:t>23.2 Required Model Artifacts</w:t>
+        <w:t>. Offline Runtime Design</w:t>
+      </w:r>
+    </w:p>
+    <w:p>
+      <w:pPr>
+        <w:pStyle w:val="Heading2"/>
+      </w:pPr>
+      <w:r>
+        <w:rPr>
+          <w:rFonts w:ascii="Arial" w:hAnsi="Arial"/>
+        </w:rPr>
+        <w:t>2</w:t>
+      </w:r>
+      <w:r>
+        <w:rPr>
+          <w:rFonts w:ascii="Arial" w:hAnsi="Arial"/>
+        </w:rPr>
+        <w:t>3</w:t>
+      </w:r>
+      <w:r>
+        <w:rPr>
+          <w:rFonts w:ascii="Arial" w:hAnsi="Arial"/>
+        </w:rPr>
+        <w:t>.1 Offline Dependency Set</w:t>
       </w:r>
     </w:p>
     <w:tbl>
@@ -9560,7 +9306,7 @@
                 <w:color w:val="FFFFFF"/>
                 <w:sz w:val="20"/>
               </w:rPr>
-              <w:t>Artifact</w:t>
+              <w:t>Category</w:t>
             </w:r>
           </w:p>
         </w:tc>
@@ -9577,7 +9323,7 @@
                 <w:color w:val="FFFFFF"/>
                 <w:sz w:val="20"/>
               </w:rPr>
-              <w:t>Purpose</w:t>
+              <w:t>Recommended Libraries</w:t>
             </w:r>
           </w:p>
         </w:tc>
@@ -9597,7 +9343,7 @@
               <w:rPr>
                 <w:sz w:val="20"/>
               </w:rPr>
-              <w:t>world_model.pt</w:t>
+              <w:t>Parsing</w:t>
             </w:r>
           </w:p>
         </w:tc>
@@ -9613,14 +9359,28 @@
               <w:rPr>
                 <w:sz w:val="20"/>
               </w:rPr>
-              <w:t>PyTorch</w:t>
+              <w:t>Scapy</w:t>
             </w:r>
             <w:proofErr w:type="spellEnd"/>
             <w:r>
               <w:rPr>
                 <w:sz w:val="20"/>
               </w:rPr>
-              <w:t xml:space="preserve"> temporal model weights.</w:t>
+              <w:t xml:space="preserve">, </w:t>
+            </w:r>
+            <w:proofErr w:type="spellStart"/>
+            <w:r>
+              <w:rPr>
+                <w:sz w:val="20"/>
+              </w:rPr>
+              <w:t>PyShark</w:t>
+            </w:r>
+            <w:proofErr w:type="spellEnd"/>
+            <w:r>
+              <w:rPr>
+                <w:sz w:val="20"/>
+              </w:rPr>
+              <w:t>, standard Python parsing utilities</w:t>
             </w:r>
           </w:p>
         </w:tc>
@@ -9635,16 +9395,12 @@
             <w:vAlign w:val="center"/>
           </w:tcPr>
           <w:p>
-            <w:proofErr w:type="spellStart"/>
-            <w:proofErr w:type="gramStart"/>
-            <w:r>
-              <w:rPr>
-                <w:sz w:val="20"/>
-              </w:rPr>
-              <w:t>baseline.joblib</w:t>
-            </w:r>
-            <w:proofErr w:type="spellEnd"/>
-            <w:proofErr w:type="gramEnd"/>
+            <w:r>
+              <w:rPr>
+                <w:sz w:val="20"/>
+              </w:rPr>
+              <w:t>Data processing</w:t>
+            </w:r>
           </w:p>
         </w:tc>
         <w:tc>
@@ -9657,7 +9413,7 @@
               <w:rPr>
                 <w:sz w:val="20"/>
               </w:rPr>
-              <w:t>Logistic regression model.</w:t>
+              <w:t>Pandas, NumPy, optional Polars</w:t>
             </w:r>
           </w:p>
         </w:tc>
@@ -9673,14 +9429,12 @@
             <w:vAlign w:val="center"/>
           </w:tcPr>
           <w:p>
-            <w:proofErr w:type="spellStart"/>
-            <w:r>
-              <w:rPr>
-                <w:sz w:val="20"/>
-              </w:rPr>
-              <w:t>scaler.pkl</w:t>
-            </w:r>
-            <w:proofErr w:type="spellEnd"/>
+            <w:r>
+              <w:rPr>
+                <w:sz w:val="20"/>
+              </w:rPr>
+              <w:t>ML/DL</w:t>
+            </w:r>
           </w:p>
         </w:tc>
         <w:tc>
@@ -9694,8 +9448,16 @@
               <w:rPr>
                 <w:sz w:val="20"/>
               </w:rPr>
-              <w:t>Training-fitted feature scaler.</w:t>
-            </w:r>
+              <w:t xml:space="preserve">scikit-learn, </w:t>
+            </w:r>
+            <w:proofErr w:type="spellStart"/>
+            <w:r>
+              <w:rPr>
+                <w:sz w:val="20"/>
+              </w:rPr>
+              <w:t>PyTorch</w:t>
+            </w:r>
+            <w:proofErr w:type="spellEnd"/>
           </w:p>
         </w:tc>
       </w:tr>
@@ -9709,22 +9471,12 @@
             <w:vAlign w:val="center"/>
           </w:tcPr>
           <w:p>
-            <w:proofErr w:type="spellStart"/>
-            <w:r>
-              <w:rPr>
-                <w:sz w:val="20"/>
-              </w:rPr>
-              <w:t>model_</w:t>
-            </w:r>
-            <w:proofErr w:type="gramStart"/>
-            <w:r>
-              <w:rPr>
-                <w:sz w:val="20"/>
-              </w:rPr>
-              <w:t>config.json</w:t>
-            </w:r>
-            <w:proofErr w:type="spellEnd"/>
-            <w:proofErr w:type="gramEnd"/>
+            <w:r>
+              <w:rPr>
+                <w:sz w:val="20"/>
+              </w:rPr>
+              <w:t>Explainability</w:t>
+            </w:r>
           </w:p>
         </w:tc>
         <w:tc>
@@ -9737,7 +9489,7 @@
               <w:rPr>
                 <w:sz w:val="20"/>
               </w:rPr>
-              <w:t>Feature order, dimensions, K, sequence length and model version.</w:t>
+              <w:t>SHAP and/or custom attribution routines</w:t>
             </w:r>
           </w:p>
         </w:tc>
@@ -9753,22 +9505,13 @@
             <w:vAlign w:val="center"/>
           </w:tcPr>
           <w:p>
-            <w:proofErr w:type="spellStart"/>
-            <w:r>
-              <w:rPr>
-                <w:sz w:val="20"/>
-              </w:rPr>
-              <w:t>feature_</w:t>
-            </w:r>
-            <w:proofErr w:type="gramStart"/>
-            <w:r>
-              <w:rPr>
-                <w:sz w:val="20"/>
-              </w:rPr>
-              <w:t>schema.json</w:t>
-            </w:r>
-            <w:proofErr w:type="spellEnd"/>
-            <w:proofErr w:type="gramEnd"/>
+            <w:r>
+              <w:rPr>
+                <w:sz w:val="20"/>
+              </w:rPr>
+              <w:lastRenderedPageBreak/>
+              <w:t>API</w:t>
+            </w:r>
           </w:p>
         </w:tc>
         <w:tc>
@@ -9778,12 +9521,28 @@
             <w:vAlign w:val="center"/>
           </w:tcPr>
           <w:p>
-            <w:r>
-              <w:rPr>
-                <w:sz w:val="20"/>
-              </w:rPr>
-              <w:t>Canonical feature definitions and transformations.</w:t>
-            </w:r>
+            <w:proofErr w:type="spellStart"/>
+            <w:r>
+              <w:rPr>
+                <w:sz w:val="20"/>
+              </w:rPr>
+              <w:t>FastAPI</w:t>
+            </w:r>
+            <w:proofErr w:type="spellEnd"/>
+            <w:r>
+              <w:rPr>
+                <w:sz w:val="20"/>
+              </w:rPr>
+              <w:t xml:space="preserve">, </w:t>
+            </w:r>
+            <w:proofErr w:type="spellStart"/>
+            <w:r>
+              <w:rPr>
+                <w:sz w:val="20"/>
+              </w:rPr>
+              <w:t>Uvicorn</w:t>
+            </w:r>
+            <w:proofErr w:type="spellEnd"/>
           </w:p>
         </w:tc>
       </w:tr>
@@ -9797,241 +9556,34 @@
             <w:vAlign w:val="center"/>
           </w:tcPr>
           <w:p>
+            <w:r>
+              <w:rPr>
+                <w:sz w:val="20"/>
+              </w:rPr>
+              <w:t>UI</w:t>
+            </w:r>
+          </w:p>
+        </w:tc>
+        <w:tc>
+          <w:tcPr>
+            <w:tcW w:w="4968" w:type="dxa"/>
+            <w:vAlign w:val="center"/>
+          </w:tcPr>
+          <w:p>
+            <w:r>
+              <w:rPr>
+                <w:sz w:val="20"/>
+              </w:rPr>
+              <w:t xml:space="preserve">React + TypeScript or </w:t>
+            </w:r>
             <w:proofErr w:type="spellStart"/>
             <w:r>
               <w:rPr>
                 <w:sz w:val="20"/>
               </w:rPr>
-              <w:t>attack_</w:t>
-            </w:r>
-            <w:proofErr w:type="gramStart"/>
-            <w:r>
-              <w:rPr>
-                <w:sz w:val="20"/>
-              </w:rPr>
-              <w:t>mapping.json</w:t>
+              <w:t>Streamlit</w:t>
             </w:r>
             <w:proofErr w:type="spellEnd"/>
-            <w:proofErr w:type="gramEnd"/>
-          </w:p>
-        </w:tc>
-        <w:tc>
-          <w:tcPr>
-            <w:tcW w:w="4968" w:type="dxa"/>
-            <w:vAlign w:val="center"/>
-          </w:tcPr>
-          <w:p>
-            <w:r>
-              <w:rPr>
-                <w:sz w:val="20"/>
-              </w:rPr>
-              <w:t>Local stage mapping and evidence rules.</w:t>
-            </w:r>
-          </w:p>
-        </w:tc>
-      </w:tr>
-    </w:tbl>
-    <w:p>
-      <w:pPr>
-        <w:spacing w:after="0"/>
-      </w:pPr>
-    </w:p>
-    <w:p>
-      <w:pPr>
-        <w:pStyle w:val="Heading1"/>
-      </w:pPr>
-      <w:r>
-        <w:rPr>
-          <w:rFonts w:ascii="Arial" w:hAnsi="Arial"/>
-        </w:rPr>
-        <w:t>24. Configuration Management</w:t>
-      </w:r>
-    </w:p>
-    <w:p>
-      <w:pPr>
-        <w:pStyle w:val="Heading2"/>
-      </w:pPr>
-      <w:r>
-        <w:rPr>
-          <w:rFonts w:ascii="Arial" w:hAnsi="Arial"/>
-        </w:rPr>
-        <w:t>24.1 Example Configuration</w:t>
-      </w:r>
-    </w:p>
-    <w:p>
-      <w:pPr>
-        <w:spacing w:before="60" w:after="120"/>
-        <w:ind w:left="288" w:right="144"/>
-      </w:pPr>
-      <w:r>
-        <w:t>project: {name: SIH26153, version: 1.0}</w:t>
-      </w:r>
-      <w:r>
-        <w:br/>
-        <w:t xml:space="preserve">data: {mode: </w:t>
-      </w:r>
-      <w:proofErr w:type="spellStart"/>
-      <w:r>
-        <w:t>pcap</w:t>
-      </w:r>
-      <w:proofErr w:type="spellEnd"/>
-      <w:r>
-        <w:t xml:space="preserve">, </w:t>
-      </w:r>
-      <w:proofErr w:type="spellStart"/>
-      <w:r>
-        <w:t>timezone</w:t>
-      </w:r>
-      <w:proofErr w:type="spellEnd"/>
-      <w:r>
-        <w:t>: UTC}</w:t>
-      </w:r>
-      <w:r>
-        <w:br/>
-        <w:t>windowing: {</w:t>
-      </w:r>
-      <w:proofErr w:type="spellStart"/>
-      <w:r>
-        <w:t>window_seconds</w:t>
-      </w:r>
-      <w:proofErr w:type="spellEnd"/>
-      <w:r>
-        <w:t xml:space="preserve">: 30, </w:t>
-      </w:r>
-      <w:proofErr w:type="spellStart"/>
-      <w:r>
-        <w:t>step_seconds</w:t>
-      </w:r>
-      <w:proofErr w:type="spellEnd"/>
-      <w:r>
-        <w:t xml:space="preserve">: 15, </w:t>
-      </w:r>
-      <w:proofErr w:type="spellStart"/>
-      <w:r>
-        <w:t>sequence_length</w:t>
-      </w:r>
-      <w:proofErr w:type="spellEnd"/>
-      <w:r>
-        <w:t xml:space="preserve">: 12, </w:t>
-      </w:r>
-      <w:proofErr w:type="spellStart"/>
-      <w:r>
-        <w:t>forecast_steps</w:t>
-      </w:r>
-      <w:proofErr w:type="spellEnd"/>
-      <w:r>
-        <w:t>: 5}</w:t>
-      </w:r>
-      <w:r>
-        <w:br/>
-        <w:t xml:space="preserve">model: {type: </w:t>
-      </w:r>
-      <w:proofErr w:type="spellStart"/>
-      <w:r>
-        <w:t>lstm_world_model</w:t>
-      </w:r>
-      <w:proofErr w:type="spellEnd"/>
-      <w:r>
-        <w:t xml:space="preserve">, </w:t>
-      </w:r>
-      <w:proofErr w:type="spellStart"/>
-      <w:r>
-        <w:t>hidden_size</w:t>
-      </w:r>
-      <w:proofErr w:type="spellEnd"/>
-      <w:r>
-        <w:t>: 128, layers: 2, dropout: 0.2}</w:t>
-      </w:r>
-      <w:r>
-        <w:br/>
-        <w:t xml:space="preserve">runtime: {device: auto, </w:t>
-      </w:r>
-      <w:proofErr w:type="spellStart"/>
-      <w:r>
-        <w:t>offline_only</w:t>
-      </w:r>
-      <w:proofErr w:type="spellEnd"/>
-      <w:r>
-        <w:t>: true}</w:t>
-      </w:r>
-    </w:p>
-    <w:p>
-      <w:pPr>
-        <w:spacing w:after="100" w:line="259" w:lineRule="auto"/>
-      </w:pPr>
-      <w:r>
-        <w:t>The numerical values above are configuration examples, not fixed problem-statement requirements. Final values should be selected from validation experiments and stored with each model artifact.</w:t>
-      </w:r>
-    </w:p>
-    <w:p>
-      <w:pPr>
-        <w:pStyle w:val="Heading1"/>
-      </w:pPr>
-      <w:r>
-        <w:rPr>
-          <w:rFonts w:ascii="Arial" w:hAnsi="Arial"/>
-        </w:rPr>
-        <w:t>25. Offline Runtime Design</w:t>
-      </w:r>
-    </w:p>
-    <w:p>
-      <w:pPr>
-        <w:pStyle w:val="Heading2"/>
-      </w:pPr>
-      <w:r>
-        <w:rPr>
-          <w:rFonts w:ascii="Arial" w:hAnsi="Arial"/>
-        </w:rPr>
-        <w:t>25.1 Offline Dependency Set</w:t>
-      </w:r>
-    </w:p>
-    <w:tbl>
-      <w:tblPr>
-        <w:tblStyle w:val="TableGrid"/>
-        <w:tblW w:w="0" w:type="auto"/>
-        <w:jc w:val="center"/>
-        <w:tblLook w:val="04A0" w:firstRow="1" w:lastRow="0" w:firstColumn="1" w:lastColumn="0" w:noHBand="0" w:noVBand="1"/>
-      </w:tblPr>
-      <w:tblGrid>
-        <w:gridCol w:w="4968"/>
-        <w:gridCol w:w="4968"/>
-      </w:tblGrid>
-      <w:tr>
-        <w:trPr>
-          <w:jc w:val="center"/>
-        </w:trPr>
-        <w:tc>
-          <w:tcPr>
-            <w:tcW w:w="4968" w:type="dxa"/>
-            <w:shd w:val="clear" w:color="auto" w:fill="1F4E78"/>
-            <w:vAlign w:val="center"/>
-          </w:tcPr>
-          <w:p>
-            <w:r>
-              <w:rPr>
-                <w:b/>
-                <w:color w:val="FFFFFF"/>
-                <w:sz w:val="20"/>
-              </w:rPr>
-              <w:t>Category</w:t>
-            </w:r>
-          </w:p>
-        </w:tc>
-        <w:tc>
-          <w:tcPr>
-            <w:tcW w:w="4968" w:type="dxa"/>
-            <w:shd w:val="clear" w:color="auto" w:fill="1F4E78"/>
-            <w:vAlign w:val="center"/>
-          </w:tcPr>
-          <w:p>
-            <w:r>
-              <w:rPr>
-                <w:b/>
-                <w:color w:val="FFFFFF"/>
-                <w:sz w:val="20"/>
-              </w:rPr>
-              <w:t>Recommended Libraries</w:t>
-            </w:r>
           </w:p>
         </w:tc>
       </w:tr>
@@ -10050,7 +9602,7 @@
               <w:rPr>
                 <w:sz w:val="20"/>
               </w:rPr>
-              <w:t>Parsing</w:t>
+              <w:t>Visualization</w:t>
             </w:r>
           </w:p>
         </w:tc>
@@ -10066,28 +9618,14 @@
               <w:rPr>
                 <w:sz w:val="20"/>
               </w:rPr>
-              <w:t>Scapy</w:t>
+              <w:t>Plotly</w:t>
             </w:r>
             <w:proofErr w:type="spellEnd"/>
             <w:r>
               <w:rPr>
                 <w:sz w:val="20"/>
               </w:rPr>
-              <w:t xml:space="preserve">, </w:t>
-            </w:r>
-            <w:proofErr w:type="spellStart"/>
-            <w:r>
-              <w:rPr>
-                <w:sz w:val="20"/>
-              </w:rPr>
-              <w:t>PyShark</w:t>
-            </w:r>
-            <w:proofErr w:type="spellEnd"/>
-            <w:r>
-              <w:rPr>
-                <w:sz w:val="20"/>
-              </w:rPr>
-              <w:t>, standard Python parsing utilities</w:t>
+              <w:t xml:space="preserve"> / local charting</w:t>
             </w:r>
           </w:p>
         </w:tc>
@@ -10106,250 +9644,6 @@
               <w:rPr>
                 <w:sz w:val="20"/>
               </w:rPr>
-              <w:t>Data processing</w:t>
-            </w:r>
-          </w:p>
-        </w:tc>
-        <w:tc>
-          <w:tcPr>
-            <w:tcW w:w="4968" w:type="dxa"/>
-            <w:vAlign w:val="center"/>
-          </w:tcPr>
-          <w:p>
-            <w:r>
-              <w:rPr>
-                <w:sz w:val="20"/>
-              </w:rPr>
-              <w:t>Pandas, NumPy, optional Polars</w:t>
-            </w:r>
-          </w:p>
-        </w:tc>
-      </w:tr>
-      <w:tr>
-        <w:trPr>
-          <w:jc w:val="center"/>
-        </w:trPr>
-        <w:tc>
-          <w:tcPr>
-            <w:tcW w:w="4968" w:type="dxa"/>
-            <w:shd w:val="clear" w:color="auto" w:fill="F3F6F9"/>
-            <w:vAlign w:val="center"/>
-          </w:tcPr>
-          <w:p>
-            <w:r>
-              <w:rPr>
-                <w:sz w:val="20"/>
-              </w:rPr>
-              <w:t>ML/DL</w:t>
-            </w:r>
-          </w:p>
-        </w:tc>
-        <w:tc>
-          <w:tcPr>
-            <w:tcW w:w="4968" w:type="dxa"/>
-            <w:shd w:val="clear" w:color="auto" w:fill="F3F6F9"/>
-            <w:vAlign w:val="center"/>
-          </w:tcPr>
-          <w:p>
-            <w:r>
-              <w:rPr>
-                <w:sz w:val="20"/>
-              </w:rPr>
-              <w:t xml:space="preserve">scikit-learn, </w:t>
-            </w:r>
-            <w:proofErr w:type="spellStart"/>
-            <w:r>
-              <w:rPr>
-                <w:sz w:val="20"/>
-              </w:rPr>
-              <w:t>PyTorch</w:t>
-            </w:r>
-            <w:proofErr w:type="spellEnd"/>
-          </w:p>
-        </w:tc>
-      </w:tr>
-      <w:tr>
-        <w:trPr>
-          <w:jc w:val="center"/>
-        </w:trPr>
-        <w:tc>
-          <w:tcPr>
-            <w:tcW w:w="4968" w:type="dxa"/>
-            <w:vAlign w:val="center"/>
-          </w:tcPr>
-          <w:p>
-            <w:r>
-              <w:rPr>
-                <w:sz w:val="20"/>
-              </w:rPr>
-              <w:t>Explainability</w:t>
-            </w:r>
-          </w:p>
-        </w:tc>
-        <w:tc>
-          <w:tcPr>
-            <w:tcW w:w="4968" w:type="dxa"/>
-            <w:vAlign w:val="center"/>
-          </w:tcPr>
-          <w:p>
-            <w:r>
-              <w:rPr>
-                <w:sz w:val="20"/>
-              </w:rPr>
-              <w:t>SHAP and/or custom attribution routines</w:t>
-            </w:r>
-          </w:p>
-        </w:tc>
-      </w:tr>
-      <w:tr>
-        <w:trPr>
-          <w:jc w:val="center"/>
-        </w:trPr>
-        <w:tc>
-          <w:tcPr>
-            <w:tcW w:w="4968" w:type="dxa"/>
-            <w:shd w:val="clear" w:color="auto" w:fill="F3F6F9"/>
-            <w:vAlign w:val="center"/>
-          </w:tcPr>
-          <w:p>
-            <w:r>
-              <w:rPr>
-                <w:sz w:val="20"/>
-              </w:rPr>
-              <w:t>API</w:t>
-            </w:r>
-          </w:p>
-        </w:tc>
-        <w:tc>
-          <w:tcPr>
-            <w:tcW w:w="4968" w:type="dxa"/>
-            <w:shd w:val="clear" w:color="auto" w:fill="F3F6F9"/>
-            <w:vAlign w:val="center"/>
-          </w:tcPr>
-          <w:p>
-            <w:proofErr w:type="spellStart"/>
-            <w:r>
-              <w:rPr>
-                <w:sz w:val="20"/>
-              </w:rPr>
-              <w:t>FastAPI</w:t>
-            </w:r>
-            <w:proofErr w:type="spellEnd"/>
-            <w:r>
-              <w:rPr>
-                <w:sz w:val="20"/>
-              </w:rPr>
-              <w:t xml:space="preserve">, </w:t>
-            </w:r>
-            <w:proofErr w:type="spellStart"/>
-            <w:r>
-              <w:rPr>
-                <w:sz w:val="20"/>
-              </w:rPr>
-              <w:t>Uvicorn</w:t>
-            </w:r>
-            <w:proofErr w:type="spellEnd"/>
-          </w:p>
-        </w:tc>
-      </w:tr>
-      <w:tr>
-        <w:trPr>
-          <w:jc w:val="center"/>
-        </w:trPr>
-        <w:tc>
-          <w:tcPr>
-            <w:tcW w:w="4968" w:type="dxa"/>
-            <w:vAlign w:val="center"/>
-          </w:tcPr>
-          <w:p>
-            <w:r>
-              <w:rPr>
-                <w:sz w:val="20"/>
-              </w:rPr>
-              <w:t>UI</w:t>
-            </w:r>
-          </w:p>
-        </w:tc>
-        <w:tc>
-          <w:tcPr>
-            <w:tcW w:w="4968" w:type="dxa"/>
-            <w:vAlign w:val="center"/>
-          </w:tcPr>
-          <w:p>
-            <w:r>
-              <w:rPr>
-                <w:sz w:val="20"/>
-              </w:rPr>
-              <w:t xml:space="preserve">React + TypeScript or </w:t>
-            </w:r>
-            <w:proofErr w:type="spellStart"/>
-            <w:r>
-              <w:rPr>
-                <w:sz w:val="20"/>
-              </w:rPr>
-              <w:t>Streamlit</w:t>
-            </w:r>
-            <w:proofErr w:type="spellEnd"/>
-          </w:p>
-        </w:tc>
-      </w:tr>
-      <w:tr>
-        <w:trPr>
-          <w:jc w:val="center"/>
-        </w:trPr>
-        <w:tc>
-          <w:tcPr>
-            <w:tcW w:w="4968" w:type="dxa"/>
-            <w:shd w:val="clear" w:color="auto" w:fill="F3F6F9"/>
-            <w:vAlign w:val="center"/>
-          </w:tcPr>
-          <w:p>
-            <w:r>
-              <w:rPr>
-                <w:sz w:val="20"/>
-              </w:rPr>
-              <w:t>Visualization</w:t>
-            </w:r>
-          </w:p>
-        </w:tc>
-        <w:tc>
-          <w:tcPr>
-            <w:tcW w:w="4968" w:type="dxa"/>
-            <w:shd w:val="clear" w:color="auto" w:fill="F3F6F9"/>
-            <w:vAlign w:val="center"/>
-          </w:tcPr>
-          <w:p>
-            <w:proofErr w:type="spellStart"/>
-            <w:r>
-              <w:rPr>
-                <w:sz w:val="20"/>
-              </w:rPr>
-              <w:t>Plotly</w:t>
-            </w:r>
-            <w:proofErr w:type="spellEnd"/>
-            <w:r>
-              <w:rPr>
-                <w:sz w:val="20"/>
-              </w:rPr>
-              <w:t xml:space="preserve"> / local charting</w:t>
-            </w:r>
-          </w:p>
-        </w:tc>
-      </w:tr>
-      <w:tr>
-        <w:trPr>
-          <w:jc w:val="center"/>
-        </w:trPr>
-        <w:tc>
-          <w:tcPr>
-            <w:tcW w:w="4968" w:type="dxa"/>
-            <w:vAlign w:val="center"/>
-          </w:tcPr>
-          <w:p>
-            <w:r>
-              <w:rPr>
-                <w:sz w:val="20"/>
-              </w:rPr>
               <w:t>Optional graph model</w:t>
             </w:r>
           </w:p>
@@ -10391,101 +9685,82 @@
         <w:rPr>
           <w:rFonts w:ascii="Arial" w:hAnsi="Arial"/>
         </w:rPr>
-        <w:t>25.2 Offline Startup Test</w:t>
-      </w:r>
-    </w:p>
-    <w:p>
-      <w:pPr>
-        <w:spacing w:after="40" w:line="252" w:lineRule="auto"/>
-        <w:ind w:left="360" w:hanging="360"/>
-      </w:pPr>
-      <w:r>
-        <w:t>1.  Disconnect internet access.</w:t>
-      </w:r>
-    </w:p>
-    <w:p>
-      <w:pPr>
-        <w:spacing w:after="40" w:line="252" w:lineRule="auto"/>
-        <w:ind w:left="360" w:hanging="360"/>
-      </w:pPr>
-      <w:r>
-        <w:t>2.  Start local API/UI.</w:t>
-      </w:r>
-    </w:p>
-    <w:p>
-      <w:pPr>
-        <w:spacing w:after="40" w:line="252" w:lineRule="auto"/>
-        <w:ind w:left="360" w:hanging="360"/>
-      </w:pPr>
-      <w:r>
-        <w:t>3.  Load a known demo PCAP or feature file.</w:t>
-      </w:r>
-    </w:p>
-    <w:p>
-      <w:pPr>
-        <w:spacing w:after="40" w:line="252" w:lineRule="auto"/>
-        <w:ind w:left="360" w:hanging="360"/>
-      </w:pPr>
-      <w:r>
-        <w:t>4.  Verify parser, scaler and model artifacts resolve locally.</w:t>
-      </w:r>
-    </w:p>
-    <w:p>
-      <w:pPr>
-        <w:spacing w:after="40" w:line="252" w:lineRule="auto"/>
-        <w:ind w:left="360" w:hanging="360"/>
-      </w:pPr>
-      <w:r>
-        <w:t>5.  Run K-step forecast.</w:t>
-      </w:r>
-    </w:p>
-    <w:p>
-      <w:pPr>
-        <w:spacing w:after="40" w:line="252" w:lineRule="auto"/>
-        <w:ind w:left="360" w:hanging="360"/>
-      </w:pPr>
-      <w:r>
-        <w:t>6.  Confirm dashboard displays forecast, stage and evidence.</w:t>
-      </w:r>
-    </w:p>
-    <w:p>
-      <w:pPr>
-        <w:spacing w:after="40" w:line="252" w:lineRule="auto"/>
-        <w:ind w:left="360" w:hanging="360"/>
-      </w:pPr>
-      <w:r>
-        <w:lastRenderedPageBreak/>
-        <w:t>7.  Confirm no runtime request is made to cloud APIs.</w:t>
-      </w:r>
-    </w:p>
-    <w:p>
-      <w:pPr>
-        <w:pStyle w:val="Heading2"/>
-      </w:pPr>
+        <w:t>2</w:t>
+      </w:r>
       <w:r>
         <w:rPr>
           <w:rFonts w:ascii="Arial" w:hAnsi="Arial"/>
         </w:rPr>
-        <w:t>25.3 Knowledge Snapshots</w:t>
-      </w:r>
-    </w:p>
-    <w:p>
-      <w:pPr>
-        <w:spacing w:after="100" w:line="259" w:lineRule="auto"/>
-      </w:pPr>
-      <w:r>
-        <w:t>If MITRE ATT&amp;CK, CAPEC, NVD or other external knowledge sources are used, package a local snapshot for the demo. The application should never require an online request to resolve a stage description during inference.</w:t>
-      </w:r>
-    </w:p>
-    <w:p>
-      <w:pPr>
-        <w:pStyle w:val="Heading1"/>
-      </w:pPr>
+        <w:t>3</w:t>
+      </w:r>
       <w:r>
         <w:rPr>
           <w:rFonts w:ascii="Arial" w:hAnsi="Arial"/>
         </w:rPr>
-        <w:t>26. Security, Privacy and Data Governance</w:t>
+        <w:t>.2 Offline Startup Test</w:t>
+      </w:r>
+    </w:p>
+    <w:p>
+      <w:pPr>
+        <w:spacing w:after="40" w:line="252" w:lineRule="auto"/>
+        <w:ind w:left="360" w:hanging="360"/>
+      </w:pPr>
+      <w:r>
+        <w:t>1.  Disconnect internet access.</w:t>
+      </w:r>
+    </w:p>
+    <w:p>
+      <w:pPr>
+        <w:spacing w:after="40" w:line="252" w:lineRule="auto"/>
+        <w:ind w:left="360" w:hanging="360"/>
+      </w:pPr>
+      <w:r>
+        <w:t>2.  Start local API/UI.</w:t>
+      </w:r>
+    </w:p>
+    <w:p>
+      <w:pPr>
+        <w:spacing w:after="40" w:line="252" w:lineRule="auto"/>
+        <w:ind w:left="360" w:hanging="360"/>
+      </w:pPr>
+      <w:r>
+        <w:t>3.  Load a known demo PCAP or feature file.</w:t>
+      </w:r>
+    </w:p>
+    <w:p>
+      <w:pPr>
+        <w:spacing w:after="40" w:line="252" w:lineRule="auto"/>
+        <w:ind w:left="360" w:hanging="360"/>
+      </w:pPr>
+      <w:r>
+        <w:t>4.  Verify parser, scaler and model artifacts resolve locally.</w:t>
+      </w:r>
+    </w:p>
+    <w:p>
+      <w:pPr>
+        <w:spacing w:after="40" w:line="252" w:lineRule="auto"/>
+        <w:ind w:left="360" w:hanging="360"/>
+      </w:pPr>
+      <w:r>
+        <w:t>5.  Run K-step forecast.</w:t>
+      </w:r>
+    </w:p>
+    <w:p>
+      <w:pPr>
+        <w:spacing w:after="40" w:line="252" w:lineRule="auto"/>
+        <w:ind w:left="360" w:hanging="360"/>
+      </w:pPr>
+      <w:r>
+        <w:t>6.  Confirm dashboard displays forecast, stage and evidence.</w:t>
+      </w:r>
+    </w:p>
+    <w:p>
+      <w:pPr>
+        <w:spacing w:after="40" w:line="252" w:lineRule="auto"/>
+        <w:ind w:left="360" w:hanging="360"/>
+      </w:pPr>
+      <w:r>
+        <w:t>7.  Confirm no runtime request is made to cloud APIs.</w:t>
       </w:r>
     </w:p>
     <w:p>
@@ -10496,82 +9771,19 @@
         <w:rPr>
           <w:rFonts w:ascii="Arial" w:hAnsi="Arial"/>
         </w:rPr>
-        <w:t>26.1 Input Security</w:t>
-      </w:r>
-    </w:p>
-    <w:p>
-      <w:pPr>
-        <w:pStyle w:val="ListBullet"/>
-        <w:spacing w:after="40" w:line="252" w:lineRule="auto"/>
-      </w:pPr>
-      <w:r>
-        <w:t>Treat PCAP and imported CSV files as untrusted input.</w:t>
-      </w:r>
-    </w:p>
-    <w:p>
-      <w:pPr>
-        <w:pStyle w:val="ListBullet"/>
-        <w:spacing w:after="40" w:line="252" w:lineRule="auto"/>
-      </w:pPr>
-      <w:r>
-        <w:t>Validate file paths and allowed extensions.</w:t>
-      </w:r>
-    </w:p>
-    <w:p>
-      <w:pPr>
-        <w:pStyle w:val="ListBullet"/>
-        <w:spacing w:after="40" w:line="252" w:lineRule="auto"/>
-      </w:pPr>
-      <w:r>
-        <w:t>Limit decompression and file sizes if archives are accepted.</w:t>
-      </w:r>
-    </w:p>
-    <w:p>
-      <w:pPr>
-        <w:pStyle w:val="ListBullet"/>
-        <w:spacing w:after="40" w:line="252" w:lineRule="auto"/>
-      </w:pPr>
-      <w:r>
-        <w:t>Log parser errors without exposing raw payloads unnecessarily.</w:t>
-      </w:r>
-    </w:p>
-    <w:p>
-      <w:pPr>
-        <w:pStyle w:val="ListBullet"/>
-        <w:spacing w:after="40" w:line="252" w:lineRule="auto"/>
-      </w:pPr>
-      <w:r>
-        <w:t>Prefer metadata and statistical features over payload storage for the core demo.</w:t>
-      </w:r>
-    </w:p>
-    <w:p>
-      <w:pPr>
-        <w:pStyle w:val="Heading2"/>
-      </w:pPr>
+        <w:t>2</w:t>
+      </w:r>
       <w:r>
         <w:rPr>
           <w:rFonts w:ascii="Arial" w:hAnsi="Arial"/>
         </w:rPr>
-        <w:t>26.2 Data Minimization</w:t>
-      </w:r>
-    </w:p>
-    <w:p>
-      <w:pPr>
-        <w:spacing w:after="100" w:line="259" w:lineRule="auto"/>
-      </w:pPr>
-      <w:r>
-        <w:t>The model primarily needs traffic metadata and derived statistics. Source IPs and other identifiers should be handled as technical evidence and can be pseudonymized in demonstration datasets when operational identity is not required. Raw packet payload retention should be optional rather than a default requirement.</w:t>
-      </w:r>
-    </w:p>
-    <w:p>
-      <w:pPr>
-        <w:pStyle w:val="Heading2"/>
-      </w:pPr>
+        <w:t>3</w:t>
+      </w:r>
       <w:r>
         <w:rPr>
           <w:rFonts w:ascii="Arial" w:hAnsi="Arial"/>
         </w:rPr>
-        <w:t>26.3 Model Integrity</w:t>
+        <w:t>.3 Knowledge Snapshots</w:t>
       </w:r>
     </w:p>
     <w:p>
@@ -10579,15 +9791,7 @@
         <w:spacing w:after="100" w:line="259" w:lineRule="auto"/>
       </w:pPr>
       <w:r>
-        <w:t xml:space="preserve">Model files and scalers should be versioned and optionally </w:t>
-      </w:r>
-      <w:proofErr w:type="spellStart"/>
-      <w:r>
-        <w:t>checksummed</w:t>
-      </w:r>
-      <w:proofErr w:type="spellEnd"/>
-      <w:r>
-        <w:t>. The runtime should refuse to combine incompatible feature schema and model configuration versions.</w:t>
+        <w:t>If MITRE ATT&amp;CK, CAPEC, NVD or other external knowledge sources are used, package a local snapshot for the demo. The application should never require an online request to resolve a stage description during inference.</w:t>
       </w:r>
     </w:p>
     <w:p>
@@ -10598,7 +9802,180 @@
         <w:rPr>
           <w:rFonts w:ascii="Arial" w:hAnsi="Arial"/>
         </w:rPr>
-        <w:t>27. Reliability and Failure Handling</w:t>
+        <w:t>2</w:t>
+      </w:r>
+      <w:r>
+        <w:rPr>
+          <w:rFonts w:ascii="Arial" w:hAnsi="Arial"/>
+        </w:rPr>
+        <w:t>4</w:t>
+      </w:r>
+      <w:r>
+        <w:rPr>
+          <w:rFonts w:ascii="Arial" w:hAnsi="Arial"/>
+        </w:rPr>
+        <w:t>. Security, Privacy and Data Governance</w:t>
+      </w:r>
+    </w:p>
+    <w:p>
+      <w:pPr>
+        <w:pStyle w:val="Heading2"/>
+      </w:pPr>
+      <w:r>
+        <w:rPr>
+          <w:rFonts w:ascii="Arial" w:hAnsi="Arial"/>
+        </w:rPr>
+        <w:t>2</w:t>
+      </w:r>
+      <w:r>
+        <w:rPr>
+          <w:rFonts w:ascii="Arial" w:hAnsi="Arial"/>
+        </w:rPr>
+        <w:t>4</w:t>
+      </w:r>
+      <w:r>
+        <w:rPr>
+          <w:rFonts w:ascii="Arial" w:hAnsi="Arial"/>
+        </w:rPr>
+        <w:t>.1 Input Security</w:t>
+      </w:r>
+    </w:p>
+    <w:p>
+      <w:pPr>
+        <w:pStyle w:val="ListBullet"/>
+        <w:spacing w:after="40" w:line="252" w:lineRule="auto"/>
+      </w:pPr>
+      <w:r>
+        <w:t>Treat PCAP and imported CSV files as untrusted input.</w:t>
+      </w:r>
+    </w:p>
+    <w:p>
+      <w:pPr>
+        <w:pStyle w:val="ListBullet"/>
+        <w:spacing w:after="40" w:line="252" w:lineRule="auto"/>
+      </w:pPr>
+      <w:r>
+        <w:t>Validate file paths and allowed extensions.</w:t>
+      </w:r>
+    </w:p>
+    <w:p>
+      <w:pPr>
+        <w:pStyle w:val="ListBullet"/>
+        <w:spacing w:after="40" w:line="252" w:lineRule="auto"/>
+      </w:pPr>
+      <w:r>
+        <w:t>Limit decompression and file sizes if archives are accepted.</w:t>
+      </w:r>
+    </w:p>
+    <w:p>
+      <w:pPr>
+        <w:pStyle w:val="ListBullet"/>
+        <w:spacing w:after="40" w:line="252" w:lineRule="auto"/>
+      </w:pPr>
+      <w:r>
+        <w:t>Log parser errors without exposing raw payloads unnecessarily.</w:t>
+      </w:r>
+    </w:p>
+    <w:p>
+      <w:pPr>
+        <w:pStyle w:val="ListBullet"/>
+        <w:spacing w:after="40" w:line="252" w:lineRule="auto"/>
+      </w:pPr>
+      <w:r>
+        <w:t>Prefer metadata and statistical features over payload storage for the core demo.</w:t>
+      </w:r>
+    </w:p>
+    <w:p>
+      <w:pPr>
+        <w:pStyle w:val="Heading2"/>
+      </w:pPr>
+      <w:r>
+        <w:rPr>
+          <w:rFonts w:ascii="Arial" w:hAnsi="Arial"/>
+        </w:rPr>
+        <w:t>2</w:t>
+      </w:r>
+      <w:r>
+        <w:rPr>
+          <w:rFonts w:ascii="Arial" w:hAnsi="Arial"/>
+        </w:rPr>
+        <w:t>4</w:t>
+      </w:r>
+      <w:r>
+        <w:rPr>
+          <w:rFonts w:ascii="Arial" w:hAnsi="Arial"/>
+        </w:rPr>
+        <w:t>.2 Data Minimization</w:t>
+      </w:r>
+    </w:p>
+    <w:p>
+      <w:pPr>
+        <w:spacing w:after="100" w:line="259" w:lineRule="auto"/>
+      </w:pPr>
+      <w:r>
+        <w:t>The model primarily needs traffic metadata and derived statistics. Source IPs and other identifiers should be handled as technical evidence and can be pseudonymized in demonstration datasets when operational identity is not required. Raw packet payload retention should be optional rather than a default requirement.</w:t>
+      </w:r>
+    </w:p>
+    <w:p>
+      <w:pPr>
+        <w:pStyle w:val="Heading2"/>
+      </w:pPr>
+      <w:r>
+        <w:rPr>
+          <w:rFonts w:ascii="Arial" w:hAnsi="Arial"/>
+        </w:rPr>
+        <w:t>2</w:t>
+      </w:r>
+      <w:r>
+        <w:rPr>
+          <w:rFonts w:ascii="Arial" w:hAnsi="Arial"/>
+        </w:rPr>
+        <w:t>4</w:t>
+      </w:r>
+      <w:r>
+        <w:rPr>
+          <w:rFonts w:ascii="Arial" w:hAnsi="Arial"/>
+        </w:rPr>
+        <w:t>.3 Model Integrity</w:t>
+      </w:r>
+    </w:p>
+    <w:p>
+      <w:pPr>
+        <w:spacing w:after="100" w:line="259" w:lineRule="auto"/>
+      </w:pPr>
+      <w:r>
+        <w:t xml:space="preserve">Model files and scalers should be versioned and optionally </w:t>
+      </w:r>
+      <w:proofErr w:type="spellStart"/>
+      <w:r>
+        <w:t>checksummed</w:t>
+      </w:r>
+      <w:proofErr w:type="spellEnd"/>
+      <w:r>
+        <w:t>. The runtime should refuse to combine incompatible feature schema and model configuration versions.</w:t>
+      </w:r>
+    </w:p>
+    <w:p>
+      <w:pPr>
+        <w:pStyle w:val="Heading1"/>
+      </w:pPr>
+      <w:r>
+        <w:rPr>
+          <w:rFonts w:ascii="Arial" w:hAnsi="Arial"/>
+        </w:rPr>
+        <w:t>2</w:t>
+      </w:r>
+      <w:r>
+        <w:rPr>
+          <w:rFonts w:ascii="Arial" w:hAnsi="Arial"/>
+        </w:rPr>
+        <w:t>5</w:t>
+      </w:r>
+      <w:r>
+        <w:rPr>
+          <w:rFonts w:ascii="Arial" w:hAnsi="Arial"/>
+        </w:rPr>
+        <w:t>. Reliability and Failure Handling</w:t>
       </w:r>
     </w:p>
     <w:tbl>
@@ -10825,7 +10202,14 @@
               <w:rPr>
                 <w:sz w:val="20"/>
               </w:rPr>
-              <w:t>Stop inference with actionable error.</w:t>
+              <w:t xml:space="preserve">Stop inference with actionable </w:t>
+            </w:r>
+            <w:r>
+              <w:rPr>
+                <w:sz w:val="20"/>
+              </w:rPr>
+              <w:lastRenderedPageBreak/>
+              <w:t>error.</w:t>
             </w:r>
           </w:p>
         </w:tc>
@@ -10844,6 +10228,7 @@
               <w:rPr>
                 <w:sz w:val="20"/>
               </w:rPr>
+              <w:lastRenderedPageBreak/>
               <w:t>Insufficient history</w:t>
             </w:r>
           </w:p>
@@ -10977,121 +10362,30 @@
     </w:tbl>
     <w:p>
       <w:pPr>
-        <w:spacing w:after="0"/>
-      </w:pPr>
-    </w:p>
-    <w:p>
-      <w:pPr>
         <w:pStyle w:val="Heading2"/>
+      </w:pPr>
+    </w:p>
+    <w:p>
+      <w:pPr>
+        <w:pStyle w:val="Heading1"/>
       </w:pPr>
       <w:r>
         <w:rPr>
           <w:rFonts w:ascii="Arial" w:hAnsi="Arial"/>
         </w:rPr>
-        <w:lastRenderedPageBreak/>
-        <w:t>27.1 Confidence and Uncertainty</w:t>
-      </w:r>
-    </w:p>
-    <w:p>
-      <w:pPr>
-        <w:spacing w:after="100" w:line="259" w:lineRule="auto"/>
-      </w:pPr>
-      <w:r>
-        <w:t>A likelihood number should not be presented as certainty. The UI should make clear that it is a model estimate based on observed traffic patterns. Calibration and validation metrics should be available in the technical results section or run diagnostics.</w:t>
-      </w:r>
-    </w:p>
-    <w:p>
-      <w:pPr>
-        <w:pStyle w:val="Heading1"/>
-      </w:pPr>
+        <w:t>2</w:t>
+      </w:r>
       <w:r>
         <w:rPr>
           <w:rFonts w:ascii="Arial" w:hAnsi="Arial"/>
         </w:rPr>
-        <w:t>28. Testing Strategy</w:t>
-      </w:r>
-    </w:p>
-    <w:p>
-      <w:pPr>
-        <w:pStyle w:val="Heading2"/>
-      </w:pPr>
+        <w:t>6</w:t>
+      </w:r>
       <w:r>
         <w:rPr>
           <w:rFonts w:ascii="Arial" w:hAnsi="Arial"/>
         </w:rPr>
-        <w:t>28.1 Unit Testing</w:t>
-      </w:r>
-    </w:p>
-    <w:p>
-      <w:pPr>
-        <w:pStyle w:val="ListBullet"/>
-        <w:spacing w:after="40" w:line="252" w:lineRule="auto"/>
-      </w:pPr>
-      <w:r>
-        <w:t>Packet parsing for known sample packets.</w:t>
-      </w:r>
-    </w:p>
-    <w:p>
-      <w:pPr>
-        <w:pStyle w:val="ListBullet"/>
-        <w:spacing w:after="40" w:line="252" w:lineRule="auto"/>
-      </w:pPr>
-      <w:r>
-        <w:t>Flow aggregation for direction and timeout edge cases.</w:t>
-      </w:r>
-    </w:p>
-    <w:p>
-      <w:pPr>
-        <w:pStyle w:val="ListBullet"/>
-        <w:spacing w:after="40" w:line="252" w:lineRule="auto"/>
-      </w:pPr>
-      <w:r>
-        <w:t>Feature formulas and denominator handling.</w:t>
-      </w:r>
-    </w:p>
-    <w:p>
-      <w:pPr>
-        <w:pStyle w:val="ListBullet"/>
-        <w:spacing w:after="40" w:line="252" w:lineRule="auto"/>
-      </w:pPr>
-      <w:r>
-        <w:t>Window boundary behavior.</w:t>
-      </w:r>
-    </w:p>
-    <w:p>
-      <w:pPr>
-        <w:pStyle w:val="ListBullet"/>
-        <w:spacing w:after="40" w:line="252" w:lineRule="auto"/>
-      </w:pPr>
-      <w:r>
-        <w:t>State vector ordering and schema validation.</w:t>
-      </w:r>
-    </w:p>
-    <w:p>
-      <w:pPr>
-        <w:pStyle w:val="ListBullet"/>
-        <w:spacing w:after="40" w:line="252" w:lineRule="auto"/>
-      </w:pPr>
-      <w:r>
-        <w:t>Scaler/model compatibility checks.</w:t>
-      </w:r>
-    </w:p>
-    <w:p>
-      <w:pPr>
-        <w:pStyle w:val="ListBullet"/>
-        <w:spacing w:after="40" w:line="252" w:lineRule="auto"/>
-      </w:pPr>
-      <w:r>
-        <w:t>K-step rollout shape and value-range checks.</w:t>
-      </w:r>
-    </w:p>
-    <w:p>
-      <w:pPr>
-        <w:pStyle w:val="ListBullet"/>
-        <w:spacing w:after="40" w:line="252" w:lineRule="auto"/>
-      </w:pPr>
-      <w:r>
-        <w:t>API response schema validation.</w:t>
+        <w:t>. Testing Strategy</w:t>
       </w:r>
     </w:p>
     <w:p>
@@ -11102,73 +10396,91 @@
         <w:rPr>
           <w:rFonts w:ascii="Arial" w:hAnsi="Arial"/>
         </w:rPr>
-        <w:t>28.2 Integration Testing</w:t>
-      </w:r>
-    </w:p>
-    <w:p>
-      <w:pPr>
-        <w:pStyle w:val="ListBullet"/>
-        <w:spacing w:after="40" w:line="252" w:lineRule="auto"/>
-      </w:pPr>
-      <w:r>
-        <w:t>PCAP -&gt; packets -&gt; flows -&gt; fused features -&gt; states.</w:t>
-      </w:r>
-    </w:p>
-    <w:p>
-      <w:pPr>
-        <w:pStyle w:val="ListBullet"/>
-        <w:spacing w:after="40" w:line="252" w:lineRule="auto"/>
-      </w:pPr>
-      <w:r>
-        <w:t>States -&gt; baseline inference -&gt; metrics.</w:t>
-      </w:r>
-    </w:p>
-    <w:p>
-      <w:pPr>
-        <w:pStyle w:val="ListBullet"/>
-        <w:spacing w:after="40" w:line="252" w:lineRule="auto"/>
-      </w:pPr>
-      <w:r>
-        <w:t>States -&gt; world model -&gt; K-step rollout -&gt; forecast response.</w:t>
-      </w:r>
-    </w:p>
-    <w:p>
-      <w:pPr>
-        <w:pStyle w:val="ListBullet"/>
-        <w:spacing w:after="40" w:line="252" w:lineRule="auto"/>
-      </w:pPr>
-      <w:r>
-        <w:t>Forecast -&gt; evidence -&gt; dashboard rendering.</w:t>
-      </w:r>
-    </w:p>
-    <w:p>
-      <w:pPr>
-        <w:pStyle w:val="Heading2"/>
-      </w:pPr>
+        <w:t>2</w:t>
+      </w:r>
       <w:r>
         <w:rPr>
           <w:rFonts w:ascii="Arial" w:hAnsi="Arial"/>
         </w:rPr>
-        <w:t>28.3 System Acceptance Test</w:t>
-      </w:r>
-    </w:p>
-    <w:p>
-      <w:pPr>
-        <w:spacing w:after="100" w:line="259" w:lineRule="auto"/>
-      </w:pPr>
-      <w:r>
-        <w:t>Use a fixed demonstration dataset and expected structural outputs rather than exact floating-point values. The acceptance test should confirm correct stage sequencing, forecast length K, evidence linkage, offline startup, artifact loading, and repeatability.</w:t>
-      </w:r>
-    </w:p>
-    <w:p>
-      <w:pPr>
-        <w:pStyle w:val="Heading1"/>
-      </w:pPr>
+        <w:t>6</w:t>
+      </w:r>
       <w:r>
         <w:rPr>
           <w:rFonts w:ascii="Arial" w:hAnsi="Arial"/>
         </w:rPr>
-        <w:t>29. Performance and Scalability</w:t>
+        <w:t>.1 Unit Testing</w:t>
+      </w:r>
+    </w:p>
+    <w:p>
+      <w:pPr>
+        <w:pStyle w:val="ListBullet"/>
+        <w:spacing w:after="40" w:line="252" w:lineRule="auto"/>
+      </w:pPr>
+      <w:r>
+        <w:t>Packet parsing for known sample packets.</w:t>
+      </w:r>
+    </w:p>
+    <w:p>
+      <w:pPr>
+        <w:pStyle w:val="ListBullet"/>
+        <w:spacing w:after="40" w:line="252" w:lineRule="auto"/>
+      </w:pPr>
+      <w:r>
+        <w:t>Flow aggregation for direction and timeout edge cases.</w:t>
+      </w:r>
+    </w:p>
+    <w:p>
+      <w:pPr>
+        <w:pStyle w:val="ListBullet"/>
+        <w:spacing w:after="40" w:line="252" w:lineRule="auto"/>
+      </w:pPr>
+      <w:r>
+        <w:t>Feature formulas and denominator handling.</w:t>
+      </w:r>
+    </w:p>
+    <w:p>
+      <w:pPr>
+        <w:pStyle w:val="ListBullet"/>
+        <w:spacing w:after="40" w:line="252" w:lineRule="auto"/>
+      </w:pPr>
+      <w:r>
+        <w:t>Window boundary behavior.</w:t>
+      </w:r>
+    </w:p>
+    <w:p>
+      <w:pPr>
+        <w:pStyle w:val="ListBullet"/>
+        <w:spacing w:after="40" w:line="252" w:lineRule="auto"/>
+      </w:pPr>
+      <w:r>
+        <w:t>State vector ordering and schema validation.</w:t>
+      </w:r>
+    </w:p>
+    <w:p>
+      <w:pPr>
+        <w:pStyle w:val="ListBullet"/>
+        <w:spacing w:after="40" w:line="252" w:lineRule="auto"/>
+      </w:pPr>
+      <w:r>
+        <w:t>Scaler/model compatibility checks.</w:t>
+      </w:r>
+    </w:p>
+    <w:p>
+      <w:pPr>
+        <w:pStyle w:val="ListBullet"/>
+        <w:spacing w:after="40" w:line="252" w:lineRule="auto"/>
+      </w:pPr>
+      <w:r>
+        <w:t>K-step rollout shape and value-range checks.</w:t>
+      </w:r>
+    </w:p>
+    <w:p>
+      <w:pPr>
+        <w:pStyle w:val="ListBullet"/>
+        <w:spacing w:after="40" w:line="252" w:lineRule="auto"/>
+      </w:pPr>
+      <w:r>
+        <w:t>API response schema validation.</w:t>
       </w:r>
     </w:p>
     <w:p>
@@ -11179,7 +10491,132 @@
         <w:rPr>
           <w:rFonts w:ascii="Arial" w:hAnsi="Arial"/>
         </w:rPr>
-        <w:t>29.1 Primary Performance Costs</w:t>
+        <w:t>2</w:t>
+      </w:r>
+      <w:r>
+        <w:rPr>
+          <w:rFonts w:ascii="Arial" w:hAnsi="Arial"/>
+        </w:rPr>
+        <w:t>6</w:t>
+      </w:r>
+      <w:r>
+        <w:rPr>
+          <w:rFonts w:ascii="Arial" w:hAnsi="Arial"/>
+        </w:rPr>
+        <w:t>.2 Integration Testing</w:t>
+      </w:r>
+    </w:p>
+    <w:p>
+      <w:pPr>
+        <w:pStyle w:val="ListBullet"/>
+        <w:spacing w:after="40" w:line="252" w:lineRule="auto"/>
+      </w:pPr>
+      <w:r>
+        <w:t>PCAP -&gt; packets -&gt; flows -&gt; fused features -&gt; states.</w:t>
+      </w:r>
+    </w:p>
+    <w:p>
+      <w:pPr>
+        <w:pStyle w:val="ListBullet"/>
+        <w:spacing w:after="40" w:line="252" w:lineRule="auto"/>
+      </w:pPr>
+      <w:r>
+        <w:t>States -&gt; baseline inference -&gt; metrics.</w:t>
+      </w:r>
+    </w:p>
+    <w:p>
+      <w:pPr>
+        <w:pStyle w:val="ListBullet"/>
+        <w:spacing w:after="40" w:line="252" w:lineRule="auto"/>
+      </w:pPr>
+      <w:r>
+        <w:t>States -&gt; world model -&gt; K-step rollout -&gt; forecast response.</w:t>
+      </w:r>
+    </w:p>
+    <w:p>
+      <w:pPr>
+        <w:pStyle w:val="ListBullet"/>
+        <w:spacing w:after="40" w:line="252" w:lineRule="auto"/>
+      </w:pPr>
+      <w:r>
+        <w:t>Forecast -&gt; evidence -&gt; dashboard rendering.</w:t>
+      </w:r>
+    </w:p>
+    <w:p>
+      <w:pPr>
+        <w:pStyle w:val="Heading2"/>
+      </w:pPr>
+      <w:r>
+        <w:rPr>
+          <w:rFonts w:ascii="Arial" w:hAnsi="Arial"/>
+        </w:rPr>
+        <w:t>2</w:t>
+      </w:r>
+      <w:r>
+        <w:rPr>
+          <w:rFonts w:ascii="Arial" w:hAnsi="Arial"/>
+        </w:rPr>
+        <w:t>6</w:t>
+      </w:r>
+      <w:r>
+        <w:rPr>
+          <w:rFonts w:ascii="Arial" w:hAnsi="Arial"/>
+        </w:rPr>
+        <w:t>.3 System Acceptance Test</w:t>
+      </w:r>
+    </w:p>
+    <w:p>
+      <w:pPr>
+        <w:spacing w:after="100" w:line="259" w:lineRule="auto"/>
+      </w:pPr>
+      <w:r>
+        <w:t>Use a fixed demonstration dataset and expected structural outputs rather than exact floating-point values. The acceptance test should confirm correct stage sequencing, forecast length K, evidence linkage, offline startup, artifact loading, and repeatability.</w:t>
+      </w:r>
+    </w:p>
+    <w:p>
+      <w:pPr>
+        <w:pStyle w:val="Heading1"/>
+      </w:pPr>
+      <w:r>
+        <w:rPr>
+          <w:rFonts w:ascii="Arial" w:hAnsi="Arial"/>
+        </w:rPr>
+        <w:t>2</w:t>
+      </w:r>
+      <w:r>
+        <w:rPr>
+          <w:rFonts w:ascii="Arial" w:hAnsi="Arial"/>
+        </w:rPr>
+        <w:t>7</w:t>
+      </w:r>
+      <w:r>
+        <w:rPr>
+          <w:rFonts w:ascii="Arial" w:hAnsi="Arial"/>
+        </w:rPr>
+        <w:t>. Performance and Scalability</w:t>
+      </w:r>
+    </w:p>
+    <w:p>
+      <w:pPr>
+        <w:pStyle w:val="Heading2"/>
+      </w:pPr>
+      <w:r>
+        <w:rPr>
+          <w:rFonts w:ascii="Arial" w:hAnsi="Arial"/>
+        </w:rPr>
+        <w:t>2</w:t>
+      </w:r>
+      <w:r>
+        <w:rPr>
+          <w:rFonts w:ascii="Arial" w:hAnsi="Arial"/>
+        </w:rPr>
+        <w:t>7</w:t>
+      </w:r>
+      <w:r>
+        <w:rPr>
+          <w:rFonts w:ascii="Arial" w:hAnsi="Arial"/>
+        </w:rPr>
+        <w:t>.1 Primary Performance Costs</w:t>
       </w:r>
     </w:p>
     <w:tbl>
@@ -11522,46 +10959,19 @@
         <w:rPr>
           <w:rFonts w:ascii="Arial" w:hAnsi="Arial"/>
         </w:rPr>
-        <w:t>29.2 Scalability Path</w:t>
-      </w:r>
-    </w:p>
-    <w:p>
-      <w:pPr>
-        <w:spacing w:after="100" w:line="259" w:lineRule="auto"/>
-      </w:pPr>
-      <w:r>
-        <w:t xml:space="preserve">The architecture can later move feature extraction and forecast inference into independent workers, introduce a streaming queue, and store long-term state history in PostgreSQL or </w:t>
-      </w:r>
-      <w:proofErr w:type="spellStart"/>
-      <w:r>
-        <w:t>TimescaleDB</w:t>
-      </w:r>
-      <w:proofErr w:type="spellEnd"/>
-      <w:r>
-        <w:t>. These are extension points, not prerequisites for the SIH26153 prototype.</w:t>
-      </w:r>
-    </w:p>
-    <w:p>
-      <w:pPr>
-        <w:pStyle w:val="Heading1"/>
-      </w:pPr>
+        <w:t>2</w:t>
+      </w:r>
       <w:r>
         <w:rPr>
           <w:rFonts w:ascii="Arial" w:hAnsi="Arial"/>
         </w:rPr>
-        <w:lastRenderedPageBreak/>
-        <w:t>30. Logging, Monitoring and Reproducibility</w:t>
-      </w:r>
-    </w:p>
-    <w:p>
-      <w:pPr>
-        <w:pStyle w:val="Heading2"/>
-      </w:pPr>
+        <w:t>7</w:t>
+      </w:r>
       <w:r>
         <w:rPr>
           <w:rFonts w:ascii="Arial" w:hAnsi="Arial"/>
         </w:rPr>
-        <w:t>30.1 Structured Logs</w:t>
+        <w:t>.2 Scalability Path</w:t>
       </w:r>
     </w:p>
     <w:p>
@@ -11569,415 +10979,183 @@
         <w:spacing w:after="100" w:line="259" w:lineRule="auto"/>
       </w:pPr>
       <w:r>
-        <w:t xml:space="preserve">Each run should emit structured logs containing </w:t>
+        <w:t xml:space="preserve">The architecture can later move feature extraction and forecast inference into independent workers, introduce a streaming queue, and store long-term state history in PostgreSQL or </w:t>
       </w:r>
       <w:proofErr w:type="spellStart"/>
       <w:r>
-        <w:t>run_id</w:t>
+        <w:t>TimescaleDB</w:t>
       </w:r>
       <w:proofErr w:type="spellEnd"/>
       <w:r>
-        <w:t>, stage, timestamp, duration, record counts, feature coverage, model version and error level. Avoid logging raw sensitive payloads by default.</w:t>
-      </w:r>
-    </w:p>
-    <w:p>
-      <w:pPr>
-        <w:pStyle w:val="Heading2"/>
+        <w:t>. These are extension points, not prerequisites for the SIH26153 prototype.</w:t>
+      </w:r>
+    </w:p>
+    <w:p>
+      <w:pPr>
+        <w:pStyle w:val="Heading1"/>
       </w:pPr>
       <w:r>
         <w:rPr>
           <w:rFonts w:ascii="Arial" w:hAnsi="Arial"/>
         </w:rPr>
-        <w:t>30.2 Run Manifest</w:t>
-      </w:r>
-    </w:p>
-    <w:p>
-      <w:pPr>
-        <w:spacing w:before="60" w:after="120"/>
-        <w:ind w:left="288" w:right="144"/>
-      </w:pPr>
-      <w:r>
-        <w:t>{</w:t>
-      </w:r>
-      <w:r>
-        <w:br/>
-        <w:t xml:space="preserve">  "</w:t>
-      </w:r>
-      <w:proofErr w:type="spellStart"/>
-      <w:r>
-        <w:t>run_id</w:t>
-      </w:r>
-      <w:proofErr w:type="spellEnd"/>
-      <w:r>
-        <w:t>": "RUN-001",</w:t>
-      </w:r>
-      <w:r>
-        <w:br/>
-        <w:t xml:space="preserve">  "</w:t>
-      </w:r>
-      <w:proofErr w:type="spellStart"/>
-      <w:r>
-        <w:t>input_hash</w:t>
-      </w:r>
-      <w:proofErr w:type="spellEnd"/>
-      <w:r>
-        <w:t>": "...",</w:t>
-      </w:r>
-      <w:r>
-        <w:br/>
-        <w:t xml:space="preserve">  "</w:t>
-      </w:r>
-      <w:proofErr w:type="spellStart"/>
-      <w:r>
-        <w:t>parser_version</w:t>
-      </w:r>
-      <w:proofErr w:type="spellEnd"/>
-      <w:r>
-        <w:t>": "p1.0",</w:t>
-      </w:r>
-      <w:r>
-        <w:br/>
-        <w:t xml:space="preserve">  "</w:t>
-      </w:r>
-      <w:proofErr w:type="spellStart"/>
-      <w:r>
-        <w:t>feature_schema_version</w:t>
-      </w:r>
-      <w:proofErr w:type="spellEnd"/>
-      <w:r>
-        <w:t>": "f1.0",</w:t>
-      </w:r>
-      <w:r>
-        <w:br/>
-        <w:t xml:space="preserve">  "</w:t>
-      </w:r>
-      <w:proofErr w:type="spellStart"/>
-      <w:r>
-        <w:t>window_config</w:t>
-      </w:r>
-      <w:proofErr w:type="spellEnd"/>
-      <w:r>
-        <w:t>": "window_v1",</w:t>
-      </w:r>
-      <w:r>
-        <w:br/>
-        <w:t xml:space="preserve">  "</w:t>
-      </w:r>
-      <w:proofErr w:type="spellStart"/>
-      <w:r>
-        <w:t>model_version</w:t>
-      </w:r>
-      <w:proofErr w:type="spellEnd"/>
-      <w:r>
-        <w:t>": "wm_lstm_v1",</w:t>
-      </w:r>
-      <w:r>
-        <w:br/>
-        <w:t xml:space="preserve">  "</w:t>
-      </w:r>
-      <w:proofErr w:type="spellStart"/>
-      <w:r>
-        <w:t>scaler_version</w:t>
-      </w:r>
-      <w:proofErr w:type="spellEnd"/>
-      <w:r>
-        <w:t>": "scaler_v1",</w:t>
-      </w:r>
-      <w:r>
-        <w:br/>
-        <w:t xml:space="preserve">  "</w:t>
-      </w:r>
-      <w:proofErr w:type="spellStart"/>
-      <w:r>
-        <w:t>created_at</w:t>
-      </w:r>
-      <w:proofErr w:type="spellEnd"/>
-      <w:r>
-        <w:t>": "..."</w:t>
-      </w:r>
-      <w:r>
-        <w:br/>
-        <w:t>}</w:t>
-      </w:r>
-    </w:p>
-    <w:p>
-      <w:pPr>
-        <w:pStyle w:val="Heading2"/>
-      </w:pPr>
+        <w:t>28</w:t>
+      </w:r>
       <w:r>
         <w:rPr>
           <w:rFonts w:ascii="Arial" w:hAnsi="Arial"/>
         </w:rPr>
-        <w:t>30.3 Experiment Tracking</w:t>
-      </w:r>
-    </w:p>
-    <w:p>
-      <w:pPr>
-        <w:spacing w:after="100" w:line="259" w:lineRule="auto"/>
-      </w:pPr>
-      <w:r>
-        <w:t>Every training run should persist hyperparameters, dataset version, split definition, random seed, metrics, model checkpoint and evaluation outputs. A lightweight JSON/CSV registry is sufficient for the MVP; a full experiment-tracking server is optional.</w:t>
-      </w:r>
-    </w:p>
-    <w:p>
-      <w:r>
-        <w:br w:type="page"/>
-      </w:r>
-    </w:p>
-    <w:p>
-      <w:pPr>
-        <w:pStyle w:val="Heading1"/>
+        <w:t>. Implementation Sequence</w:t>
+      </w:r>
+    </w:p>
+    <w:p>
+      <w:pPr>
+        <w:pStyle w:val="Heading2"/>
       </w:pPr>
       <w:r>
         <w:rPr>
           <w:rFonts w:ascii="Arial" w:hAnsi="Arial"/>
         </w:rPr>
-        <w:lastRenderedPageBreak/>
-        <w:t>31. Source Code Structure</w:t>
-      </w:r>
-    </w:p>
-    <w:p>
-      <w:pPr>
-        <w:spacing w:before="60" w:after="120"/>
-        <w:ind w:left="288" w:right="144"/>
-      </w:pPr>
-      <w:r>
-        <w:t>SIH26153/</w:t>
-      </w:r>
-      <w:r>
-        <w:br/>
-        <w:t>├── data/</w:t>
-      </w:r>
-      <w:r>
-        <w:br/>
-        <w:t>│   ├── raw/</w:t>
-      </w:r>
-      <w:r>
-        <w:br/>
-        <w:t>│   ├── processed/</w:t>
-      </w:r>
-      <w:r>
-        <w:br/>
-        <w:t>│   └── demo/</w:t>
-      </w:r>
-      <w:r>
-        <w:br/>
-        <w:t>├── models/</w:t>
-      </w:r>
-      <w:r>
-        <w:br/>
-        <w:t>│   ├── baseline/</w:t>
-      </w:r>
-      <w:r>
-        <w:br/>
-        <w:t xml:space="preserve">│   ├── </w:t>
-      </w:r>
-      <w:proofErr w:type="spellStart"/>
-      <w:r>
-        <w:t>world_model</w:t>
-      </w:r>
-      <w:proofErr w:type="spellEnd"/>
-      <w:r>
-        <w:t>/</w:t>
-      </w:r>
-      <w:r>
-        <w:br/>
-        <w:t>│   └── artifacts/</w:t>
-      </w:r>
-      <w:r>
-        <w:br/>
-        <w:t>├── knowledge/</w:t>
-      </w:r>
-      <w:r>
-        <w:br/>
-        <w:t xml:space="preserve">│   ├── </w:t>
-      </w:r>
-      <w:proofErr w:type="spellStart"/>
-      <w:r>
-        <w:t>mitre</w:t>
-      </w:r>
-      <w:proofErr w:type="spellEnd"/>
-      <w:r>
-        <w:t>/</w:t>
-      </w:r>
-      <w:r>
-        <w:br/>
-        <w:t xml:space="preserve">│   ├── </w:t>
-      </w:r>
-      <w:proofErr w:type="spellStart"/>
-      <w:r>
-        <w:t>capec</w:t>
-      </w:r>
-      <w:proofErr w:type="spellEnd"/>
-      <w:r>
-        <w:t>/</w:t>
-      </w:r>
-      <w:r>
-        <w:br/>
-        <w:t xml:space="preserve">│   └── </w:t>
-      </w:r>
-      <w:proofErr w:type="spellStart"/>
-      <w:r>
-        <w:t>nvd</w:t>
-      </w:r>
-      <w:proofErr w:type="spellEnd"/>
-      <w:r>
-        <w:t>/</w:t>
-      </w:r>
-      <w:r>
-        <w:br/>
-        <w:t xml:space="preserve">├── </w:t>
-      </w:r>
-      <w:proofErr w:type="spellStart"/>
-      <w:r>
-        <w:t>src</w:t>
-      </w:r>
-      <w:proofErr w:type="spellEnd"/>
-      <w:r>
-        <w:t>/</w:t>
-      </w:r>
-      <w:r>
-        <w:br/>
-        <w:t>│   ├── ingestion/</w:t>
-      </w:r>
-      <w:r>
-        <w:br/>
-        <w:t xml:space="preserve">│   ├── </w:t>
-      </w:r>
-      <w:proofErr w:type="spellStart"/>
-      <w:r>
-        <w:t>packet_features</w:t>
-      </w:r>
-      <w:proofErr w:type="spellEnd"/>
-      <w:r>
-        <w:t>/</w:t>
-      </w:r>
-      <w:r>
-        <w:br/>
-        <w:t xml:space="preserve">│   ├── </w:t>
-      </w:r>
-      <w:proofErr w:type="spellStart"/>
-      <w:r>
-        <w:t>flow_features</w:t>
-      </w:r>
-      <w:proofErr w:type="spellEnd"/>
-      <w:r>
-        <w:t>/</w:t>
-      </w:r>
-      <w:r>
-        <w:br/>
-        <w:t>│   ├── fusion/</w:t>
-      </w:r>
-      <w:r>
-        <w:br/>
-        <w:t>│   ├── windowing/</w:t>
-      </w:r>
-      <w:r>
-        <w:br/>
-        <w:t xml:space="preserve">│   ├── </w:t>
-      </w:r>
-      <w:proofErr w:type="spellStart"/>
-      <w:r>
-        <w:t>state_builder</w:t>
-      </w:r>
-      <w:proofErr w:type="spellEnd"/>
-      <w:r>
-        <w:t>/</w:t>
-      </w:r>
-      <w:r>
-        <w:br/>
-        <w:t>│   ├── graph/</w:t>
-      </w:r>
-      <w:r>
-        <w:br/>
-        <w:t>│   ├── models/</w:t>
-      </w:r>
-      <w:r>
-        <w:br/>
-        <w:t>│   ├── forecasting/</w:t>
-      </w:r>
-      <w:r>
-        <w:br/>
-        <w:t xml:space="preserve">│   ├── </w:t>
-      </w:r>
-      <w:proofErr w:type="spellStart"/>
-      <w:r>
-        <w:t>attack_mapping</w:t>
-      </w:r>
-      <w:proofErr w:type="spellEnd"/>
-      <w:r>
-        <w:t>/</w:t>
-      </w:r>
-      <w:r>
-        <w:br/>
-        <w:t>│   ├── explainability/</w:t>
-      </w:r>
-      <w:r>
-        <w:br/>
-        <w:t>│   └── evaluation/</w:t>
-      </w:r>
-      <w:r>
-        <w:br/>
-        <w:t>├── app/</w:t>
-      </w:r>
-      <w:r>
-        <w:br/>
-        <w:t xml:space="preserve">│   ├── </w:t>
-      </w:r>
-      <w:proofErr w:type="spellStart"/>
-      <w:r>
-        <w:t>api</w:t>
-      </w:r>
-      <w:proofErr w:type="spellEnd"/>
-      <w:r>
-        <w:t>/</w:t>
-      </w:r>
-      <w:r>
-        <w:br/>
-        <w:t>│   └── dashboard/</w:t>
-      </w:r>
-      <w:r>
-        <w:br/>
-        <w:t>├── configs/</w:t>
-      </w:r>
-      <w:r>
-        <w:br/>
-        <w:t>├── tests/</w:t>
-      </w:r>
-      <w:r>
-        <w:br/>
-        <w:t>├── notebooks/</w:t>
-      </w:r>
-      <w:r>
-        <w:br/>
-        <w:t>├── runs/</w:t>
-      </w:r>
-      <w:r>
-        <w:br/>
-        <w:t>├── requirements.txt</w:t>
-      </w:r>
-      <w:r>
-        <w:br/>
-        <w:t>└── README.md</w:t>
-      </w:r>
-    </w:p>
-    <w:p>
-      <w:pPr>
-        <w:pStyle w:val="Heading2"/>
-      </w:pPr>
+        <w:t>28</w:t>
+      </w:r>
       <w:r>
         <w:rPr>
           <w:rFonts w:ascii="Arial" w:hAnsi="Arial"/>
         </w:rPr>
-        <w:t>31.1 Module Interface Rule</w:t>
-      </w:r>
-    </w:p>
-    <w:p>
-      <w:pPr>
-        <w:spacing w:after="100" w:line="259" w:lineRule="auto"/>
-      </w:pPr>
-      <w:r>
-        <w:t>Each major module should expose a small stable interface. For example, feature extraction returns a typed table; state construction returns an ordered matrix plus metadata; the forecast engine returns a serializable forecast object. This makes unit testing and future model replacement easier.</w:t>
+        <w:t>.1 Recommended Build Order</w:t>
+      </w:r>
+    </w:p>
+    <w:p>
+      <w:pPr>
+        <w:spacing w:after="40" w:line="252" w:lineRule="auto"/>
+        <w:ind w:left="360" w:hanging="360"/>
+      </w:pPr>
+      <w:r>
+        <w:t>1.  Lock the canonical input and feature schemas.</w:t>
+      </w:r>
+    </w:p>
+    <w:p>
+      <w:pPr>
+        <w:spacing w:after="40" w:line="252" w:lineRule="auto"/>
+        <w:ind w:left="360" w:hanging="360"/>
+      </w:pPr>
+      <w:r>
+        <w:t>2.  Implement PCAP and flow ingestion.</w:t>
+      </w:r>
+    </w:p>
+    <w:p>
+      <w:pPr>
+        <w:spacing w:after="40" w:line="252" w:lineRule="auto"/>
+        <w:ind w:left="360" w:hanging="360"/>
+      </w:pPr>
+      <w:r>
+        <w:t>3.  Implement flow and packet feature extraction.</w:t>
+      </w:r>
+    </w:p>
+    <w:p>
+      <w:pPr>
+        <w:spacing w:after="40" w:line="252" w:lineRule="auto"/>
+        <w:ind w:left="360" w:hanging="360"/>
+      </w:pPr>
+      <w:r>
+        <w:t>4.  Build chronological windows and state vectors.</w:t>
+      </w:r>
+    </w:p>
+    <w:p>
+      <w:pPr>
+        <w:spacing w:after="40" w:line="252" w:lineRule="auto"/>
+        <w:ind w:left="360" w:hanging="360"/>
+      </w:pPr>
+      <w:r>
+        <w:t>5.  Implement leakage-safe train/validation/test splitting.</w:t>
+      </w:r>
+    </w:p>
+    <w:p>
+      <w:pPr>
+        <w:spacing w:after="40" w:line="252" w:lineRule="auto"/>
+        <w:ind w:left="360" w:hanging="360"/>
+      </w:pPr>
+      <w:r>
+        <w:t>6.  Train logistic regression baseline and store metrics.</w:t>
+      </w:r>
+    </w:p>
+    <w:p>
+      <w:pPr>
+        <w:spacing w:after="40" w:line="252" w:lineRule="auto"/>
+        <w:ind w:left="360" w:hanging="360"/>
+      </w:pPr>
+      <w:r>
+        <w:t>7.  Implement LSTM/GRU world model and future-state objective.</w:t>
+      </w:r>
+    </w:p>
+    <w:p>
+      <w:pPr>
+        <w:spacing w:after="40" w:line="252" w:lineRule="auto"/>
+        <w:ind w:left="360" w:hanging="360"/>
+      </w:pPr>
+      <w:r>
+        <w:t>8.  Implement K-step rollout and likelihood/stage heads.</w:t>
+      </w:r>
+    </w:p>
+    <w:p>
+      <w:pPr>
+        <w:spacing w:after="40" w:line="252" w:lineRule="auto"/>
+        <w:ind w:left="360" w:hanging="360"/>
+      </w:pPr>
+      <w:r>
+        <w:t>9.  Add explainability and evidence linkage.</w:t>
+      </w:r>
+    </w:p>
+    <w:p>
+      <w:pPr>
+        <w:spacing w:after="40" w:line="252" w:lineRule="auto"/>
+        <w:ind w:left="360" w:hanging="360"/>
+      </w:pPr>
+      <w:r>
+        <w:t xml:space="preserve">10.  Add </w:t>
+      </w:r>
+      <w:proofErr w:type="spellStart"/>
+      <w:r>
+        <w:t>FastAPI</w:t>
+      </w:r>
+      <w:proofErr w:type="spellEnd"/>
+      <w:r>
+        <w:t xml:space="preserve"> inference endpoints.</w:t>
+      </w:r>
+    </w:p>
+    <w:p>
+      <w:pPr>
+        <w:spacing w:after="40" w:line="252" w:lineRule="auto"/>
+        <w:ind w:left="360" w:hanging="360"/>
+      </w:pPr>
+      <w:r>
+        <w:t>11.  Build the local dashboard.</w:t>
+      </w:r>
+    </w:p>
+    <w:p>
+      <w:pPr>
+        <w:spacing w:after="40" w:line="252" w:lineRule="auto"/>
+        <w:ind w:left="360" w:hanging="360"/>
+      </w:pPr>
+      <w:r>
+        <w:t>12.  Validate offline execution and package the demo.</w:t>
+      </w:r>
+    </w:p>
+    <w:p>
+      <w:pPr>
+        <w:spacing w:after="40" w:line="252" w:lineRule="auto"/>
+        <w:ind w:left="360" w:hanging="360"/>
+      </w:pPr>
+      <w:r>
+        <w:t>13.  Run cross-dataset and ablation experiments.</w:t>
+      </w:r>
+    </w:p>
+    <w:p>
+      <w:pPr>
+        <w:spacing w:after="40" w:line="252" w:lineRule="auto"/>
+        <w:ind w:left="360" w:hanging="360"/>
+      </w:pPr>
+      <w:r>
+        <w:t>14.  Freeze the final demonstration model and documentation.</w:t>
       </w:r>
     </w:p>
     <w:p>
@@ -11988,308 +11166,42 @@
         <w:rPr>
           <w:rFonts w:ascii="Arial" w:hAnsi="Arial"/>
         </w:rPr>
-        <w:lastRenderedPageBreak/>
-        <w:t>32. Implementation Sequence</w:t>
-      </w:r>
-    </w:p>
-    <w:p>
-      <w:pPr>
-        <w:pStyle w:val="Heading2"/>
-      </w:pPr>
+        <w:t>2</w:t>
+      </w:r>
       <w:r>
         <w:rPr>
           <w:rFonts w:ascii="Arial" w:hAnsi="Arial"/>
         </w:rPr>
-        <w:t>32.1 Recommended Build Order</w:t>
-      </w:r>
-    </w:p>
-    <w:p>
-      <w:pPr>
-        <w:spacing w:after="40" w:line="252" w:lineRule="auto"/>
-        <w:ind w:left="360" w:hanging="360"/>
-      </w:pPr>
-      <w:r>
-        <w:t>1.  Lock the canonical input and feature schemas.</w:t>
-      </w:r>
-    </w:p>
-    <w:p>
-      <w:pPr>
-        <w:spacing w:after="40" w:line="252" w:lineRule="auto"/>
-        <w:ind w:left="360" w:hanging="360"/>
-      </w:pPr>
-      <w:r>
-        <w:t>2.  Implement PCAP and flow ingestion.</w:t>
-      </w:r>
-    </w:p>
-    <w:p>
-      <w:pPr>
-        <w:spacing w:after="40" w:line="252" w:lineRule="auto"/>
-        <w:ind w:left="360" w:hanging="360"/>
-      </w:pPr>
-      <w:r>
-        <w:t>3.  Implement flow and packet feature extraction.</w:t>
-      </w:r>
-    </w:p>
-    <w:p>
-      <w:pPr>
-        <w:spacing w:after="40" w:line="252" w:lineRule="auto"/>
-        <w:ind w:left="360" w:hanging="360"/>
-      </w:pPr>
-      <w:r>
-        <w:t>4.  Build chronological windows and state vectors.</w:t>
-      </w:r>
-    </w:p>
-    <w:p>
-      <w:pPr>
-        <w:spacing w:after="40" w:line="252" w:lineRule="auto"/>
-        <w:ind w:left="360" w:hanging="360"/>
-      </w:pPr>
-      <w:r>
-        <w:t>5.  Implement leakage-safe train/validation/test splitting.</w:t>
-      </w:r>
-    </w:p>
-    <w:p>
-      <w:pPr>
-        <w:spacing w:after="40" w:line="252" w:lineRule="auto"/>
-        <w:ind w:left="360" w:hanging="360"/>
-      </w:pPr>
-      <w:r>
-        <w:t>6.  Train logistic regression baseline and store metrics.</w:t>
-      </w:r>
-    </w:p>
-    <w:p>
-      <w:pPr>
-        <w:spacing w:after="40" w:line="252" w:lineRule="auto"/>
-        <w:ind w:left="360" w:hanging="360"/>
-      </w:pPr>
-      <w:r>
-        <w:t>7.  Implement LSTM/GRU world model and future-state objective.</w:t>
-      </w:r>
-    </w:p>
-    <w:p>
-      <w:pPr>
-        <w:spacing w:after="40" w:line="252" w:lineRule="auto"/>
-        <w:ind w:left="360" w:hanging="360"/>
-      </w:pPr>
-      <w:r>
-        <w:t>8.  Implement K-step rollout and likelihood/stage heads.</w:t>
-      </w:r>
-    </w:p>
-    <w:p>
-      <w:pPr>
-        <w:spacing w:after="40" w:line="252" w:lineRule="auto"/>
-        <w:ind w:left="360" w:hanging="360"/>
-      </w:pPr>
-      <w:r>
-        <w:t>9.  Add explainability and evidence linkage.</w:t>
-      </w:r>
-    </w:p>
-    <w:p>
-      <w:pPr>
-        <w:spacing w:after="40" w:line="252" w:lineRule="auto"/>
-        <w:ind w:left="360" w:hanging="360"/>
-      </w:pPr>
-      <w:r>
-        <w:t xml:space="preserve">10.  Add </w:t>
-      </w:r>
-      <w:proofErr w:type="spellStart"/>
-      <w:r>
-        <w:t>FastAPI</w:t>
-      </w:r>
-      <w:proofErr w:type="spellEnd"/>
-      <w:r>
-        <w:t xml:space="preserve"> inference endpoints.</w:t>
-      </w:r>
-    </w:p>
-    <w:p>
-      <w:pPr>
-        <w:spacing w:after="40" w:line="252" w:lineRule="auto"/>
-        <w:ind w:left="360" w:hanging="360"/>
-      </w:pPr>
-      <w:r>
-        <w:t>11.  Build the local dashboard.</w:t>
-      </w:r>
-    </w:p>
-    <w:p>
-      <w:pPr>
-        <w:spacing w:after="40" w:line="252" w:lineRule="auto"/>
-        <w:ind w:left="360" w:hanging="360"/>
-      </w:pPr>
-      <w:r>
-        <w:t>12.  Validate offline execution and package the demo.</w:t>
-      </w:r>
-    </w:p>
-    <w:p>
-      <w:pPr>
-        <w:spacing w:after="40" w:line="252" w:lineRule="auto"/>
-        <w:ind w:left="360" w:hanging="360"/>
-      </w:pPr>
-      <w:r>
-        <w:t>13.  Run cross-dataset and ablation experiments.</w:t>
-      </w:r>
-    </w:p>
-    <w:p>
-      <w:pPr>
-        <w:spacing w:after="40" w:line="252" w:lineRule="auto"/>
-        <w:ind w:left="360" w:hanging="360"/>
-      </w:pPr>
-      <w:r>
-        <w:t>14.  Freeze the final demonstration model and documentation.</w:t>
-      </w:r>
-    </w:p>
-    <w:p>
-      <w:pPr>
-        <w:pStyle w:val="Heading2"/>
-      </w:pPr>
+        <w:t>9</w:t>
+      </w:r>
       <w:r>
         <w:rPr>
           <w:rFonts w:ascii="Arial" w:hAnsi="Arial"/>
         </w:rPr>
-        <w:t>32.2 Definition of Done for Each Layer</w:t>
-      </w:r>
-    </w:p>
-    <w:p>
-      <w:pPr>
-        <w:spacing w:after="100" w:line="259" w:lineRule="auto"/>
-      </w:pPr>
-      <w:r>
-        <w:t>A layer is considered complete only when it has a schema, unit tests, a deterministic example, logging, and a documented failure path. This prevents the project from becoming dependent on a chain of undocumented notebook cells.</w:t>
-      </w:r>
-    </w:p>
-    <w:p>
-      <w:pPr>
-        <w:pStyle w:val="Heading1"/>
+        <w:t>. MVP and Advanced Architecture</w:t>
+      </w:r>
+    </w:p>
+    <w:p>
+      <w:pPr>
+        <w:pStyle w:val="Heading2"/>
       </w:pPr>
       <w:r>
         <w:rPr>
           <w:rFonts w:ascii="Arial" w:hAnsi="Arial"/>
         </w:rPr>
-        <w:t>33. MVP and Advanced Architecture</w:t>
-      </w:r>
-    </w:p>
-    <w:p>
-      <w:pPr>
-        <w:pStyle w:val="Heading2"/>
-      </w:pPr>
+        <w:t>2</w:t>
+      </w:r>
       <w:r>
         <w:rPr>
           <w:rFonts w:ascii="Arial" w:hAnsi="Arial"/>
         </w:rPr>
-        <w:t>33.1 MVP</w:t>
-      </w:r>
-    </w:p>
-    <w:p>
-      <w:pPr>
-        <w:pStyle w:val="ListBullet"/>
-        <w:spacing w:after="40" w:line="252" w:lineRule="auto"/>
-      </w:pPr>
-      <w:r>
-        <w:t>CIC-IDS2018 primary dataset.</w:t>
-      </w:r>
-    </w:p>
-    <w:p>
-      <w:pPr>
-        <w:pStyle w:val="ListBullet"/>
-        <w:spacing w:after="40" w:line="252" w:lineRule="auto"/>
-      </w:pPr>
-      <w:r>
-        <w:t>Flow + selected packet features.</w:t>
-      </w:r>
-    </w:p>
-    <w:p>
-      <w:pPr>
-        <w:pStyle w:val="ListBullet"/>
-        <w:spacing w:after="40" w:line="252" w:lineRule="auto"/>
-      </w:pPr>
-      <w:r>
-        <w:t>Fixed-vector network states.</w:t>
-      </w:r>
-    </w:p>
-    <w:p>
-      <w:pPr>
-        <w:pStyle w:val="ListBullet"/>
-        <w:spacing w:after="40" w:line="252" w:lineRule="auto"/>
-      </w:pPr>
-      <w:r>
-        <w:t>Logistic regression baseline.</w:t>
-      </w:r>
-    </w:p>
-    <w:p>
-      <w:pPr>
-        <w:pStyle w:val="ListBullet"/>
-        <w:spacing w:after="40" w:line="252" w:lineRule="auto"/>
-      </w:pPr>
-      <w:r>
-        <w:t>LSTM/GRU world model.</w:t>
-      </w:r>
-    </w:p>
-    <w:p>
-      <w:pPr>
-        <w:pStyle w:val="ListBullet"/>
-        <w:spacing w:after="40" w:line="252" w:lineRule="auto"/>
-      </w:pPr>
-      <w:r>
-        <w:t>K-step forecast with network-level likelihood.</w:t>
-      </w:r>
-    </w:p>
-    <w:p>
-      <w:pPr>
-        <w:pStyle w:val="ListBullet"/>
-        <w:spacing w:after="40" w:line="252" w:lineRule="auto"/>
-      </w:pPr>
-      <w:r>
-        <w:t>Attack-stage mapping.</w:t>
-      </w:r>
-    </w:p>
-    <w:p>
-      <w:pPr>
-        <w:pStyle w:val="ListBullet"/>
-        <w:spacing w:after="40" w:line="252" w:lineRule="auto"/>
-      </w:pPr>
-      <w:r>
-        <w:t>Basic feature attribution and flow evidence.</w:t>
-      </w:r>
-    </w:p>
-    <w:p>
-      <w:pPr>
-        <w:pStyle w:val="ListBullet"/>
-        <w:spacing w:after="40" w:line="252" w:lineRule="auto"/>
-      </w:pPr>
-      <w:proofErr w:type="spellStart"/>
-      <w:r>
-        <w:t>FastAPI</w:t>
-      </w:r>
-      <w:proofErr w:type="spellEnd"/>
-      <w:r>
-        <w:t xml:space="preserve"> plus </w:t>
-      </w:r>
-      <w:proofErr w:type="spellStart"/>
-      <w:r>
-        <w:t>Streamlit</w:t>
-      </w:r>
-      <w:proofErr w:type="spellEnd"/>
-      <w:r>
-        <w:t xml:space="preserve"> or React dashboard.</w:t>
-      </w:r>
-    </w:p>
-    <w:p>
-      <w:pPr>
-        <w:pStyle w:val="ListBullet"/>
-        <w:spacing w:after="40" w:line="252" w:lineRule="auto"/>
-      </w:pPr>
-      <w:r>
-        <w:t>Fully offline execution.</w:t>
-      </w:r>
-    </w:p>
-    <w:p>
-      <w:pPr>
-        <w:pStyle w:val="Heading2"/>
-      </w:pPr>
+        <w:t>9.</w:t>
+      </w:r>
       <w:r>
         <w:rPr>
           <w:rFonts w:ascii="Arial" w:hAnsi="Arial"/>
         </w:rPr>
-        <w:t>33.2 Advanced Version</w:t>
+        <w:t>1 MVP</w:t>
       </w:r>
     </w:p>
     <w:p>
@@ -12298,7 +11210,7 @@
         <w:spacing w:after="40" w:line="252" w:lineRule="auto"/>
       </w:pPr>
       <w:r>
-        <w:t>Temporal Transformer benchmark.</w:t>
+        <w:t>CIC-IDS2018 primary dataset.</w:t>
       </w:r>
     </w:p>
     <w:p>
@@ -12307,7 +11219,7 @@
         <w:spacing w:after="40" w:line="252" w:lineRule="auto"/>
       </w:pPr>
       <w:r>
-        <w:t>Graph-based host/flow encoder.</w:t>
+        <w:t>Flow + selected packet features.</w:t>
       </w:r>
     </w:p>
     <w:p>
@@ -12316,7 +11228,7 @@
         <w:spacing w:after="40" w:line="252" w:lineRule="auto"/>
       </w:pPr>
       <w:r>
-        <w:t>Joint graph-temporal world model.</w:t>
+        <w:t>Fixed-vector network states.</w:t>
       </w:r>
     </w:p>
     <w:p>
@@ -12325,7 +11237,7 @@
         <w:spacing w:after="40" w:line="252" w:lineRule="auto"/>
       </w:pPr>
       <w:r>
-        <w:t>Streaming flow ingestion.</w:t>
+        <w:t>Logistic regression baseline.</w:t>
       </w:r>
     </w:p>
     <w:p>
@@ -12334,7 +11246,7 @@
         <w:spacing w:after="40" w:line="252" w:lineRule="auto"/>
       </w:pPr>
       <w:r>
-        <w:t>Online drift detection.</w:t>
+        <w:t>LSTM/GRU world model.</w:t>
       </w:r>
     </w:p>
     <w:p>
@@ -12343,7 +11255,7 @@
         <w:spacing w:after="40" w:line="252" w:lineRule="auto"/>
       </w:pPr>
       <w:r>
-        <w:t>Probability calibration and uncertainty estimation.</w:t>
+        <w:t>K-step forecast with network-level likelihood.</w:t>
       </w:r>
     </w:p>
     <w:p>
@@ -12352,15 +11264,7 @@
         <w:spacing w:after="40" w:line="252" w:lineRule="auto"/>
       </w:pPr>
       <w:r>
-        <w:t>PostgreSQL/</w:t>
-      </w:r>
-      <w:proofErr w:type="spellStart"/>
-      <w:r>
-        <w:t>TimescaleDB</w:t>
-      </w:r>
-      <w:proofErr w:type="spellEnd"/>
-      <w:r>
-        <w:t xml:space="preserve"> run history.</w:t>
+        <w:t>Attack-stage mapping.</w:t>
       </w:r>
     </w:p>
     <w:p>
@@ -12369,7 +11273,141 @@
         <w:spacing w:after="40" w:line="252" w:lineRule="auto"/>
       </w:pPr>
       <w:r>
+        <w:t>Basic feature attribution and flow evidence.</w:t>
+      </w:r>
+    </w:p>
+    <w:p>
+      <w:pPr>
+        <w:pStyle w:val="ListBullet"/>
+        <w:spacing w:after="40" w:line="252" w:lineRule="auto"/>
+      </w:pPr>
+      <w:proofErr w:type="spellStart"/>
+      <w:r>
+        <w:t>FastAPI</w:t>
+      </w:r>
+      <w:proofErr w:type="spellEnd"/>
+      <w:r>
+        <w:t xml:space="preserve"> plus </w:t>
+      </w:r>
+      <w:proofErr w:type="spellStart"/>
+      <w:r>
+        <w:t>Streamlit</w:t>
+      </w:r>
+      <w:proofErr w:type="spellEnd"/>
+      <w:r>
+        <w:t xml:space="preserve"> or React dashboard.</w:t>
+      </w:r>
+    </w:p>
+    <w:p>
+      <w:pPr>
+        <w:pStyle w:val="ListBullet"/>
+        <w:spacing w:after="40" w:line="252" w:lineRule="auto"/>
+      </w:pPr>
+      <w:r>
+        <w:t>Fully offline execution.</w:t>
+      </w:r>
+    </w:p>
+    <w:p>
+      <w:pPr>
+        <w:pStyle w:val="Heading2"/>
+      </w:pPr>
+      <w:r>
+        <w:rPr>
+          <w:rFonts w:ascii="Arial" w:hAnsi="Arial"/>
+        </w:rPr>
+        <w:t>2</w:t>
+      </w:r>
+      <w:r>
+        <w:rPr>
+          <w:rFonts w:ascii="Arial" w:hAnsi="Arial"/>
+        </w:rPr>
+        <w:t>9</w:t>
+      </w:r>
+      <w:r>
+        <w:rPr>
+          <w:rFonts w:ascii="Arial" w:hAnsi="Arial"/>
+        </w:rPr>
+        <w:t>.2 Advanced Version</w:t>
+      </w:r>
+    </w:p>
+    <w:p>
+      <w:pPr>
+        <w:pStyle w:val="ListBullet"/>
+        <w:spacing w:after="40" w:line="252" w:lineRule="auto"/>
+      </w:pPr>
+      <w:r>
+        <w:t>Temporal Transformer benchmark.</w:t>
+      </w:r>
+    </w:p>
+    <w:p>
+      <w:pPr>
+        <w:pStyle w:val="ListBullet"/>
+        <w:spacing w:after="40" w:line="252" w:lineRule="auto"/>
+      </w:pPr>
+      <w:r>
+        <w:t>Graph-based host/flow encoder.</w:t>
+      </w:r>
+    </w:p>
+    <w:p>
+      <w:pPr>
+        <w:pStyle w:val="ListBullet"/>
+        <w:spacing w:after="40" w:line="252" w:lineRule="auto"/>
+      </w:pPr>
+      <w:r>
+        <w:t>Joint graph-temporal world model.</w:t>
+      </w:r>
+    </w:p>
+    <w:p>
+      <w:pPr>
+        <w:pStyle w:val="ListBullet"/>
+        <w:spacing w:after="40" w:line="252" w:lineRule="auto"/>
+      </w:pPr>
+      <w:r>
+        <w:t>Streaming flow ingestion.</w:t>
+      </w:r>
+    </w:p>
+    <w:p>
+      <w:pPr>
+        <w:pStyle w:val="ListBullet"/>
+        <w:spacing w:after="40" w:line="252" w:lineRule="auto"/>
+      </w:pPr>
+      <w:r>
         <w:lastRenderedPageBreak/>
+        <w:t>Online drift detection.</w:t>
+      </w:r>
+    </w:p>
+    <w:p>
+      <w:pPr>
+        <w:pStyle w:val="ListBullet"/>
+        <w:spacing w:after="40" w:line="252" w:lineRule="auto"/>
+      </w:pPr>
+      <w:r>
+        <w:t>Probability calibration and uncertainty estimation.</w:t>
+      </w:r>
+    </w:p>
+    <w:p>
+      <w:pPr>
+        <w:pStyle w:val="ListBullet"/>
+        <w:spacing w:after="40" w:line="252" w:lineRule="auto"/>
+      </w:pPr>
+      <w:r>
+        <w:t>PostgreSQL/</w:t>
+      </w:r>
+      <w:proofErr w:type="spellStart"/>
+      <w:r>
+        <w:t>TimescaleDB</w:t>
+      </w:r>
+      <w:proofErr w:type="spellEnd"/>
+      <w:r>
+        <w:t xml:space="preserve"> run history.</w:t>
+      </w:r>
+    </w:p>
+    <w:p>
+      <w:pPr>
+        <w:pStyle w:val="ListBullet"/>
+        <w:spacing w:after="40" w:line="252" w:lineRule="auto"/>
+      </w:pPr>
+      <w:r>
         <w:t>Continuous replay and analyst feedback loop.</w:t>
       </w:r>
     </w:p>
@@ -12428,7 +11466,13 @@
         <w:rPr>
           <w:rFonts w:ascii="Arial" w:hAnsi="Arial"/>
         </w:rPr>
-        <w:t>34. Risks and Mitigations</w:t>
+        <w:t>30</w:t>
+      </w:r>
+      <w:r>
+        <w:rPr>
+          <w:rFonts w:ascii="Arial" w:hAnsi="Arial"/>
+        </w:rPr>
+        <w:t>. Risks and Mitigations</w:t>
       </w:r>
     </w:p>
     <w:tbl>
@@ -12901,18 +11945,42 @@
         <w:rPr>
           <w:rFonts w:ascii="Arial" w:hAnsi="Arial"/>
         </w:rPr>
-        <w:t>35. Acceptance Criteria</w:t>
-      </w:r>
-    </w:p>
-    <w:p>
-      <w:pPr>
-        <w:pStyle w:val="Heading2"/>
-      </w:pPr>
+        <w:t>3</w:t>
+      </w:r>
       <w:r>
         <w:rPr>
           <w:rFonts w:ascii="Arial" w:hAnsi="Arial"/>
         </w:rPr>
-        <w:t>35.1 Functional Acceptance</w:t>
+        <w:t>1</w:t>
+      </w:r>
+      <w:r>
+        <w:rPr>
+          <w:rFonts w:ascii="Arial" w:hAnsi="Arial"/>
+        </w:rPr>
+        <w:t>. Acceptance Criteria</w:t>
+      </w:r>
+    </w:p>
+    <w:p>
+      <w:pPr>
+        <w:pStyle w:val="Heading2"/>
+      </w:pPr>
+      <w:r>
+        <w:rPr>
+          <w:rFonts w:ascii="Arial" w:hAnsi="Arial"/>
+        </w:rPr>
+        <w:t>3</w:t>
+      </w:r>
+      <w:r>
+        <w:rPr>
+          <w:rFonts w:ascii="Arial" w:hAnsi="Arial"/>
+        </w:rPr>
+        <w:t>1</w:t>
+      </w:r>
+      <w:r>
+        <w:rPr>
+          <w:rFonts w:ascii="Arial" w:hAnsi="Arial"/>
+        </w:rPr>
+        <w:t>.1 Functional Acceptance</w:t>
       </w:r>
     </w:p>
     <w:p>
@@ -13010,72 +12078,96 @@
           <w:rFonts w:ascii="Arial" w:hAnsi="Arial"/>
         </w:rPr>
         <w:lastRenderedPageBreak/>
-        <w:t>35.2 Technical Acceptance</w:t>
-      </w:r>
-    </w:p>
-    <w:p>
-      <w:pPr>
-        <w:pStyle w:val="ListBullet"/>
-        <w:spacing w:after="40" w:line="252" w:lineRule="auto"/>
-      </w:pPr>
-      <w:r>
-        <w:t>Feature order and scaler are versioned.</w:t>
-      </w:r>
-    </w:p>
-    <w:p>
-      <w:pPr>
-        <w:pStyle w:val="ListBullet"/>
-        <w:spacing w:after="40" w:line="252" w:lineRule="auto"/>
-      </w:pPr>
-      <w:r>
-        <w:t>Model artifact and configuration are mutually compatible.</w:t>
-      </w:r>
-    </w:p>
-    <w:p>
-      <w:pPr>
-        <w:pStyle w:val="ListBullet"/>
-        <w:spacing w:after="40" w:line="252" w:lineRule="auto"/>
-      </w:pPr>
-      <w:r>
-        <w:t>Inference is repeatable for the same input and artifact set within expected numerical tolerance.</w:t>
-      </w:r>
-    </w:p>
-    <w:p>
-      <w:pPr>
-        <w:pStyle w:val="ListBullet"/>
-        <w:spacing w:after="40" w:line="252" w:lineRule="auto"/>
-      </w:pPr>
-      <w:r>
-        <w:t>Unit and integration tests pass for core pipeline modules.</w:t>
-      </w:r>
-    </w:p>
-    <w:p>
-      <w:pPr>
-        <w:pStyle w:val="ListBullet"/>
-        <w:spacing w:after="40" w:line="252" w:lineRule="auto"/>
-      </w:pPr>
-      <w:r>
-        <w:t>At least one comparison report exists for logistic regression versus the temporal model.</w:t>
-      </w:r>
-    </w:p>
-    <w:p>
-      <w:pPr>
-        <w:pStyle w:val="ListBullet"/>
-        <w:spacing w:after="40" w:line="252" w:lineRule="auto"/>
-      </w:pPr>
-      <w:r>
-        <w:t>Cross-dataset or holdout evaluation is documented where dataset availability permits.</w:t>
-      </w:r>
-    </w:p>
-    <w:p>
-      <w:pPr>
-        <w:pStyle w:val="Heading1"/>
-      </w:pPr>
+        <w:t>3</w:t>
+      </w:r>
       <w:r>
         <w:rPr>
           <w:rFonts w:ascii="Arial" w:hAnsi="Arial"/>
         </w:rPr>
-        <w:t>36. Conclusion</w:t>
+        <w:t>1</w:t>
+      </w:r>
+      <w:r>
+        <w:rPr>
+          <w:rFonts w:ascii="Arial" w:hAnsi="Arial"/>
+        </w:rPr>
+        <w:t>.2 Technical Acceptance</w:t>
+      </w:r>
+    </w:p>
+    <w:p>
+      <w:pPr>
+        <w:pStyle w:val="ListBullet"/>
+        <w:spacing w:after="40" w:line="252" w:lineRule="auto"/>
+      </w:pPr>
+      <w:r>
+        <w:t>Feature order and scaler are versioned.</w:t>
+      </w:r>
+    </w:p>
+    <w:p>
+      <w:pPr>
+        <w:pStyle w:val="ListBullet"/>
+        <w:spacing w:after="40" w:line="252" w:lineRule="auto"/>
+      </w:pPr>
+      <w:r>
+        <w:t>Model artifact and configuration are mutually compatible.</w:t>
+      </w:r>
+    </w:p>
+    <w:p>
+      <w:pPr>
+        <w:pStyle w:val="ListBullet"/>
+        <w:spacing w:after="40" w:line="252" w:lineRule="auto"/>
+      </w:pPr>
+      <w:r>
+        <w:t>Inference is repeatable for the same input and artifact set within expected numerical tolerance.</w:t>
+      </w:r>
+    </w:p>
+    <w:p>
+      <w:pPr>
+        <w:pStyle w:val="ListBullet"/>
+        <w:spacing w:after="40" w:line="252" w:lineRule="auto"/>
+      </w:pPr>
+      <w:r>
+        <w:t>Unit and integration tests pass for core pipeline modules.</w:t>
+      </w:r>
+    </w:p>
+    <w:p>
+      <w:pPr>
+        <w:pStyle w:val="ListBullet"/>
+        <w:spacing w:after="40" w:line="252" w:lineRule="auto"/>
+      </w:pPr>
+      <w:r>
+        <w:t>At least one comparison report exists for logistic regression versus the temporal model.</w:t>
+      </w:r>
+    </w:p>
+    <w:p>
+      <w:pPr>
+        <w:pStyle w:val="ListBullet"/>
+        <w:spacing w:after="40" w:line="252" w:lineRule="auto"/>
+      </w:pPr>
+      <w:r>
+        <w:t>Cross-dataset or holdout evaluation is documented where dataset availability permits.</w:t>
+      </w:r>
+    </w:p>
+    <w:p>
+      <w:pPr>
+        <w:pStyle w:val="Heading1"/>
+      </w:pPr>
+      <w:r>
+        <w:rPr>
+          <w:rFonts w:ascii="Arial" w:hAnsi="Arial"/>
+        </w:rPr>
+        <w:t>3</w:t>
+      </w:r>
+      <w:r>
+        <w:rPr>
+          <w:rFonts w:ascii="Arial" w:hAnsi="Arial"/>
+        </w:rPr>
+        <w:t>2</w:t>
+      </w:r>
+      <w:r>
+        <w:rPr>
+          <w:rFonts w:ascii="Arial" w:hAnsi="Arial"/>
+        </w:rPr>
+        <w:t>. Conclusion</w:t>
       </w:r>
     </w:p>
     <w:p>
@@ -14098,11 +13190,6 @@
       </w:r>
     </w:p>
     <w:p>
-      <w:r>
-        <w:br w:type="page"/>
-      </w:r>
-    </w:p>
-    <w:p>
       <w:pPr>
         <w:pStyle w:val="Heading1"/>
       </w:pPr>
@@ -14110,7 +13197,6 @@
         <w:rPr>
           <w:rFonts w:ascii="Arial" w:hAnsi="Arial"/>
         </w:rPr>
-        <w:lastRenderedPageBreak/>
         <w:t>Appendix B. Example Data Structures</w:t>
       </w:r>
     </w:p>
@@ -14259,6 +13345,9 @@
       </w:r>
       <w:r>
         <w:br/>
+      </w:r>
+      <w:r>
+        <w:lastRenderedPageBreak/>
         <w:t xml:space="preserve">  "</w:t>
       </w:r>
       <w:proofErr w:type="spellStart"/>
@@ -14565,7 +13654,6 @@
         <w:rPr>
           <w:rFonts w:ascii="Arial" w:hAnsi="Arial"/>
         </w:rPr>
-        <w:lastRenderedPageBreak/>
         <w:t>C.2 Evaluation Algorithm</w:t>
       </w:r>
     </w:p>
@@ -14619,747 +13707,8 @@
       </w:r>
       <w:r>
         <w:br/>
-        <w:t>compare models under identical feature and split definitions</w:t>
-      </w:r>
-    </w:p>
-    <w:p>
-      <w:r>
-        <w:br w:type="page"/>
-      </w:r>
-    </w:p>
-    <w:p>
-      <w:pPr>
-        <w:pStyle w:val="Heading1"/>
-      </w:pPr>
-      <w:r>
-        <w:rPr>
-          <w:rFonts w:ascii="Arial" w:hAnsi="Arial"/>
-        </w:rPr>
-        <w:lastRenderedPageBreak/>
-        <w:t>Appendix D. Requirement Traceability Matrix</w:t>
-      </w:r>
-    </w:p>
-    <w:tbl>
-      <w:tblPr>
-        <w:tblStyle w:val="TableGrid"/>
-        <w:tblW w:w="0" w:type="auto"/>
-        <w:jc w:val="center"/>
-        <w:tblLook w:val="04A0" w:firstRow="1" w:lastRow="0" w:firstColumn="1" w:lastColumn="0" w:noHBand="0" w:noVBand="1"/>
-      </w:tblPr>
-      <w:tblGrid>
-        <w:gridCol w:w="2484"/>
-        <w:gridCol w:w="2484"/>
-        <w:gridCol w:w="2484"/>
-        <w:gridCol w:w="2484"/>
-      </w:tblGrid>
-      <w:tr>
-        <w:trPr>
-          <w:jc w:val="center"/>
-        </w:trPr>
-        <w:tc>
-          <w:tcPr>
-            <w:tcW w:w="2484" w:type="dxa"/>
-            <w:shd w:val="clear" w:color="auto" w:fill="1F4E78"/>
-            <w:vAlign w:val="center"/>
-          </w:tcPr>
-          <w:p>
-            <w:r>
-              <w:rPr>
-                <w:b/>
-                <w:color w:val="FFFFFF"/>
-                <w:sz w:val="20"/>
-              </w:rPr>
-              <w:t>Requirement</w:t>
-            </w:r>
-          </w:p>
-        </w:tc>
-        <w:tc>
-          <w:tcPr>
-            <w:tcW w:w="2484" w:type="dxa"/>
-            <w:shd w:val="clear" w:color="auto" w:fill="1F4E78"/>
-            <w:vAlign w:val="center"/>
-          </w:tcPr>
-          <w:p>
-            <w:r>
-              <w:rPr>
-                <w:b/>
-                <w:color w:val="FFFFFF"/>
-                <w:sz w:val="20"/>
-              </w:rPr>
-              <w:t>Project Documentation Section</w:t>
-            </w:r>
-          </w:p>
-        </w:tc>
-        <w:tc>
-          <w:tcPr>
-            <w:tcW w:w="2484" w:type="dxa"/>
-            <w:shd w:val="clear" w:color="auto" w:fill="1F4E78"/>
-            <w:vAlign w:val="center"/>
-          </w:tcPr>
-          <w:p>
-            <w:r>
-              <w:rPr>
-                <w:b/>
-                <w:color w:val="FFFFFF"/>
-                <w:sz w:val="20"/>
-              </w:rPr>
-              <w:t>Technical Design Sections</w:t>
-            </w:r>
-          </w:p>
-        </w:tc>
-        <w:tc>
-          <w:tcPr>
-            <w:tcW w:w="2484" w:type="dxa"/>
-            <w:shd w:val="clear" w:color="auto" w:fill="1F4E78"/>
-            <w:vAlign w:val="center"/>
-          </w:tcPr>
-          <w:p>
-            <w:r>
-              <w:rPr>
-                <w:b/>
-                <w:color w:val="FFFFFF"/>
-                <w:sz w:val="20"/>
-              </w:rPr>
-              <w:t>Verification</w:t>
-            </w:r>
-          </w:p>
-        </w:tc>
-      </w:tr>
-      <w:tr>
-        <w:trPr>
-          <w:jc w:val="center"/>
-        </w:trPr>
-        <w:tc>
-          <w:tcPr>
-            <w:tcW w:w="2484" w:type="dxa"/>
-            <w:shd w:val="clear" w:color="auto" w:fill="F3F6F9"/>
-            <w:vAlign w:val="center"/>
-          </w:tcPr>
-          <w:p>
-            <w:r>
-              <w:rPr>
-                <w:sz w:val="20"/>
-              </w:rPr>
-              <w:t>Traffic ingestion</w:t>
-            </w:r>
-          </w:p>
-        </w:tc>
-        <w:tc>
-          <w:tcPr>
-            <w:tcW w:w="2484" w:type="dxa"/>
-            <w:shd w:val="clear" w:color="auto" w:fill="F3F6F9"/>
-            <w:vAlign w:val="center"/>
-          </w:tcPr>
-          <w:p>
-            <w:r>
-              <w:rPr>
-                <w:sz w:val="20"/>
-              </w:rPr>
-              <w:t>Input Specification / Data Processing</w:t>
-            </w:r>
-          </w:p>
-        </w:tc>
-        <w:tc>
-          <w:tcPr>
-            <w:tcW w:w="2484" w:type="dxa"/>
-            <w:shd w:val="clear" w:color="auto" w:fill="F3F6F9"/>
-            <w:vAlign w:val="center"/>
-          </w:tcPr>
-          <w:p>
-            <w:r>
-              <w:rPr>
-                <w:sz w:val="20"/>
-              </w:rPr>
-              <w:t>8, 9, 10</w:t>
-            </w:r>
-          </w:p>
-        </w:tc>
-        <w:tc>
-          <w:tcPr>
-            <w:tcW w:w="2484" w:type="dxa"/>
-            <w:shd w:val="clear" w:color="auto" w:fill="F3F6F9"/>
-            <w:vAlign w:val="center"/>
-          </w:tcPr>
-          <w:p>
-            <w:r>
-              <w:rPr>
-                <w:sz w:val="20"/>
-              </w:rPr>
-              <w:t>Ingestion + parser tests</w:t>
-            </w:r>
-          </w:p>
-        </w:tc>
-      </w:tr>
-      <w:tr>
-        <w:trPr>
-          <w:jc w:val="center"/>
-        </w:trPr>
-        <w:tc>
-          <w:tcPr>
-            <w:tcW w:w="2484" w:type="dxa"/>
-            <w:vAlign w:val="center"/>
-          </w:tcPr>
-          <w:p>
-            <w:r>
-              <w:rPr>
-                <w:sz w:val="20"/>
-              </w:rPr>
-              <w:t>Temporal states</w:t>
-            </w:r>
-          </w:p>
-        </w:tc>
-        <w:tc>
-          <w:tcPr>
-            <w:tcW w:w="2484" w:type="dxa"/>
-            <w:vAlign w:val="center"/>
-          </w:tcPr>
-          <w:p>
-            <w:r>
-              <w:rPr>
-                <w:sz w:val="20"/>
-              </w:rPr>
-              <w:t>Network-State Representation</w:t>
-            </w:r>
-          </w:p>
-        </w:tc>
-        <w:tc>
-          <w:tcPr>
-            <w:tcW w:w="2484" w:type="dxa"/>
-            <w:vAlign w:val="center"/>
-          </w:tcPr>
-          <w:p>
-            <w:r>
-              <w:rPr>
-                <w:sz w:val="20"/>
-              </w:rPr>
-              <w:t>12, 13, 14</w:t>
-            </w:r>
-          </w:p>
-        </w:tc>
-        <w:tc>
-          <w:tcPr>
-            <w:tcW w:w="2484" w:type="dxa"/>
-            <w:vAlign w:val="center"/>
-          </w:tcPr>
-          <w:p>
-            <w:r>
-              <w:rPr>
-                <w:sz w:val="20"/>
-              </w:rPr>
-              <w:t>State schema tests</w:t>
-            </w:r>
-          </w:p>
-        </w:tc>
-      </w:tr>
-      <w:tr>
-        <w:trPr>
-          <w:jc w:val="center"/>
-        </w:trPr>
-        <w:tc>
-          <w:tcPr>
-            <w:tcW w:w="2484" w:type="dxa"/>
-            <w:shd w:val="clear" w:color="auto" w:fill="F3F6F9"/>
-            <w:vAlign w:val="center"/>
-          </w:tcPr>
-          <w:p>
-            <w:r>
-              <w:rPr>
-                <w:sz w:val="20"/>
-              </w:rPr>
-              <w:t>Baseline</w:t>
-            </w:r>
-          </w:p>
-        </w:tc>
-        <w:tc>
-          <w:tcPr>
-            <w:tcW w:w="2484" w:type="dxa"/>
-            <w:shd w:val="clear" w:color="auto" w:fill="F3F6F9"/>
-            <w:vAlign w:val="center"/>
-          </w:tcPr>
-          <w:p>
-            <w:r>
-              <w:rPr>
-                <w:sz w:val="20"/>
-              </w:rPr>
-              <w:t>Evaluation Framework</w:t>
-            </w:r>
-          </w:p>
-        </w:tc>
-        <w:tc>
-          <w:tcPr>
-            <w:tcW w:w="2484" w:type="dxa"/>
-            <w:shd w:val="clear" w:color="auto" w:fill="F3F6F9"/>
-            <w:vAlign w:val="center"/>
-          </w:tcPr>
-          <w:p>
-            <w:r>
-              <w:rPr>
-                <w:sz w:val="20"/>
-              </w:rPr>
-              <w:t>15, 21</w:t>
-            </w:r>
-          </w:p>
-        </w:tc>
-        <w:tc>
-          <w:tcPr>
-            <w:tcW w:w="2484" w:type="dxa"/>
-            <w:shd w:val="clear" w:color="auto" w:fill="F3F6F9"/>
-            <w:vAlign w:val="center"/>
-          </w:tcPr>
-          <w:p>
-            <w:r>
-              <w:rPr>
-                <w:sz w:val="20"/>
-              </w:rPr>
-              <w:t>Baseline metrics</w:t>
-            </w:r>
-          </w:p>
-        </w:tc>
-      </w:tr>
-      <w:tr>
-        <w:trPr>
-          <w:jc w:val="center"/>
-        </w:trPr>
-        <w:tc>
-          <w:tcPr>
-            <w:tcW w:w="2484" w:type="dxa"/>
-            <w:vAlign w:val="center"/>
-          </w:tcPr>
-          <w:p>
-            <w:r>
-              <w:rPr>
-                <w:sz w:val="20"/>
-              </w:rPr>
-              <w:t>World model</w:t>
-            </w:r>
-          </w:p>
-        </w:tc>
-        <w:tc>
-          <w:tcPr>
-            <w:tcW w:w="2484" w:type="dxa"/>
-            <w:vAlign w:val="center"/>
-          </w:tcPr>
-          <w:p>
-            <w:r>
-              <w:rPr>
-                <w:sz w:val="20"/>
-              </w:rPr>
-              <w:t>Model Architecture</w:t>
-            </w:r>
-          </w:p>
-        </w:tc>
-        <w:tc>
-          <w:tcPr>
-            <w:tcW w:w="2484" w:type="dxa"/>
-            <w:vAlign w:val="center"/>
-          </w:tcPr>
-          <w:p>
-            <w:r>
-              <w:rPr>
-                <w:sz w:val="20"/>
-              </w:rPr>
-              <w:t>16</w:t>
-            </w:r>
-          </w:p>
-        </w:tc>
-        <w:tc>
-          <w:tcPr>
-            <w:tcW w:w="2484" w:type="dxa"/>
-            <w:vAlign w:val="center"/>
-          </w:tcPr>
-          <w:p>
-            <w:r>
-              <w:rPr>
-                <w:sz w:val="20"/>
-              </w:rPr>
-              <w:t>Model unit/integration tests</w:t>
-            </w:r>
-          </w:p>
-        </w:tc>
-      </w:tr>
-      <w:tr>
-        <w:trPr>
-          <w:jc w:val="center"/>
-        </w:trPr>
-        <w:tc>
-          <w:tcPr>
-            <w:tcW w:w="2484" w:type="dxa"/>
-            <w:shd w:val="clear" w:color="auto" w:fill="F3F6F9"/>
-            <w:vAlign w:val="center"/>
-          </w:tcPr>
-          <w:p>
-            <w:r>
-              <w:rPr>
-                <w:sz w:val="20"/>
-              </w:rPr>
-              <w:t>K-step simulation</w:t>
-            </w:r>
-          </w:p>
-        </w:tc>
-        <w:tc>
-          <w:tcPr>
-            <w:tcW w:w="2484" w:type="dxa"/>
-            <w:shd w:val="clear" w:color="auto" w:fill="F3F6F9"/>
-            <w:vAlign w:val="center"/>
-          </w:tcPr>
-          <w:p>
-            <w:r>
-              <w:rPr>
-                <w:sz w:val="20"/>
-              </w:rPr>
-              <w:t>Forward Simulation</w:t>
-            </w:r>
-          </w:p>
-        </w:tc>
-        <w:tc>
-          <w:tcPr>
-            <w:tcW w:w="2484" w:type="dxa"/>
-            <w:shd w:val="clear" w:color="auto" w:fill="F3F6F9"/>
-            <w:vAlign w:val="center"/>
-          </w:tcPr>
-          <w:p>
-            <w:r>
-              <w:rPr>
-                <w:sz w:val="20"/>
-              </w:rPr>
-              <w:t>17</w:t>
-            </w:r>
-          </w:p>
-        </w:tc>
-        <w:tc>
-          <w:tcPr>
-            <w:tcW w:w="2484" w:type="dxa"/>
-            <w:shd w:val="clear" w:color="auto" w:fill="F3F6F9"/>
-            <w:vAlign w:val="center"/>
-          </w:tcPr>
-          <w:p>
-            <w:r>
-              <w:rPr>
-                <w:sz w:val="20"/>
-              </w:rPr>
-              <w:t>Free-rollout test</w:t>
-            </w:r>
-          </w:p>
-        </w:tc>
-      </w:tr>
-      <w:tr>
-        <w:trPr>
-          <w:jc w:val="center"/>
-        </w:trPr>
-        <w:tc>
-          <w:tcPr>
-            <w:tcW w:w="2484" w:type="dxa"/>
-            <w:vAlign w:val="center"/>
-          </w:tcPr>
-          <w:p>
-            <w:r>
-              <w:rPr>
-                <w:sz w:val="20"/>
-              </w:rPr>
-              <w:t>Likelihood timeline</w:t>
-            </w:r>
-          </w:p>
-        </w:tc>
-        <w:tc>
-          <w:tcPr>
-            <w:tcW w:w="2484" w:type="dxa"/>
-            <w:vAlign w:val="center"/>
-          </w:tcPr>
-          <w:p>
-            <w:r>
-              <w:rPr>
-                <w:sz w:val="20"/>
-              </w:rPr>
-              <w:t>Demonstration Scenario / Expected Outcomes</w:t>
-            </w:r>
-          </w:p>
-        </w:tc>
-        <w:tc>
-          <w:tcPr>
-            <w:tcW w:w="2484" w:type="dxa"/>
-            <w:vAlign w:val="center"/>
-          </w:tcPr>
-          <w:p>
-            <w:r>
-              <w:rPr>
-                <w:sz w:val="20"/>
-              </w:rPr>
-              <w:t>18, 22</w:t>
-            </w:r>
-          </w:p>
-        </w:tc>
-        <w:tc>
-          <w:tcPr>
-            <w:tcW w:w="2484" w:type="dxa"/>
-            <w:vAlign w:val="center"/>
-          </w:tcPr>
-          <w:p>
-            <w:r>
-              <w:rPr>
-                <w:sz w:val="20"/>
-              </w:rPr>
-              <w:t>API + dashboard test</w:t>
-            </w:r>
-          </w:p>
-        </w:tc>
-      </w:tr>
-      <w:tr>
-        <w:trPr>
-          <w:jc w:val="center"/>
-        </w:trPr>
-        <w:tc>
-          <w:tcPr>
-            <w:tcW w:w="2484" w:type="dxa"/>
-            <w:shd w:val="clear" w:color="auto" w:fill="F3F6F9"/>
-            <w:vAlign w:val="center"/>
-          </w:tcPr>
-          <w:p>
-            <w:r>
-              <w:rPr>
-                <w:sz w:val="20"/>
-              </w:rPr>
-              <w:t>Attack-stage interpretation</w:t>
-            </w:r>
-          </w:p>
-        </w:tc>
-        <w:tc>
-          <w:tcPr>
-            <w:tcW w:w="2484" w:type="dxa"/>
-            <w:shd w:val="clear" w:color="auto" w:fill="F3F6F9"/>
-            <w:vAlign w:val="center"/>
-          </w:tcPr>
-          <w:p>
-            <w:r>
-              <w:rPr>
-                <w:sz w:val="20"/>
-              </w:rPr>
-              <w:t>Attack-Stage Interpretation</w:t>
-            </w:r>
-          </w:p>
-        </w:tc>
-        <w:tc>
-          <w:tcPr>
-            <w:tcW w:w="2484" w:type="dxa"/>
-            <w:shd w:val="clear" w:color="auto" w:fill="F3F6F9"/>
-            <w:vAlign w:val="center"/>
-          </w:tcPr>
-          <w:p>
-            <w:r>
-              <w:rPr>
-                <w:sz w:val="20"/>
-              </w:rPr>
-              <w:t>18</w:t>
-            </w:r>
-          </w:p>
-        </w:tc>
-        <w:tc>
-          <w:tcPr>
-            <w:tcW w:w="2484" w:type="dxa"/>
-            <w:shd w:val="clear" w:color="auto" w:fill="F3F6F9"/>
-            <w:vAlign w:val="center"/>
-          </w:tcPr>
-          <w:p>
-            <w:r>
-              <w:rPr>
-                <w:sz w:val="20"/>
-              </w:rPr>
-              <w:t>Stage mapping test</w:t>
-            </w:r>
-          </w:p>
-        </w:tc>
-      </w:tr>
-      <w:tr>
-        <w:trPr>
-          <w:jc w:val="center"/>
-        </w:trPr>
-        <w:tc>
-          <w:tcPr>
-            <w:tcW w:w="2484" w:type="dxa"/>
-            <w:vAlign w:val="center"/>
-          </w:tcPr>
-          <w:p>
-            <w:r>
-              <w:rPr>
-                <w:sz w:val="20"/>
-              </w:rPr>
-              <w:t>Explainability</w:t>
-            </w:r>
-          </w:p>
-        </w:tc>
-        <w:tc>
-          <w:tcPr>
-            <w:tcW w:w="2484" w:type="dxa"/>
-            <w:vAlign w:val="center"/>
-          </w:tcPr>
-          <w:p>
-            <w:r>
-              <w:rPr>
-                <w:sz w:val="20"/>
-              </w:rPr>
-              <w:t>Explainability</w:t>
-            </w:r>
-          </w:p>
-        </w:tc>
-        <w:tc>
-          <w:tcPr>
-            <w:tcW w:w="2484" w:type="dxa"/>
-            <w:vAlign w:val="center"/>
-          </w:tcPr>
-          <w:p>
-            <w:r>
-              <w:rPr>
-                <w:sz w:val="20"/>
-              </w:rPr>
-              <w:t>19</w:t>
-            </w:r>
-          </w:p>
-        </w:tc>
-        <w:tc>
-          <w:tcPr>
-            <w:tcW w:w="2484" w:type="dxa"/>
-            <w:vAlign w:val="center"/>
-          </w:tcPr>
-          <w:p>
-            <w:r>
-              <w:rPr>
-                <w:sz w:val="20"/>
-              </w:rPr>
-              <w:t>Evidence linkage test</w:t>
-            </w:r>
-          </w:p>
-        </w:tc>
-      </w:tr>
-      <w:tr>
-        <w:trPr>
-          <w:jc w:val="center"/>
-        </w:trPr>
-        <w:tc>
-          <w:tcPr>
-            <w:tcW w:w="2484" w:type="dxa"/>
-            <w:shd w:val="clear" w:color="auto" w:fill="F3F6F9"/>
-            <w:vAlign w:val="center"/>
-          </w:tcPr>
-          <w:p>
-            <w:r>
-              <w:rPr>
-                <w:sz w:val="20"/>
-              </w:rPr>
-              <w:t>Offline operation</w:t>
-            </w:r>
-          </w:p>
-        </w:tc>
-        <w:tc>
-          <w:tcPr>
-            <w:tcW w:w="2484" w:type="dxa"/>
-            <w:shd w:val="clear" w:color="auto" w:fill="F3F6F9"/>
-            <w:vAlign w:val="center"/>
-          </w:tcPr>
-          <w:p>
-            <w:r>
-              <w:rPr>
-                <w:sz w:val="20"/>
-              </w:rPr>
-              <w:t>Offline Deployment Architecture</w:t>
-            </w:r>
-          </w:p>
-        </w:tc>
-        <w:tc>
-          <w:tcPr>
-            <w:tcW w:w="2484" w:type="dxa"/>
-            <w:shd w:val="clear" w:color="auto" w:fill="F3F6F9"/>
-            <w:vAlign w:val="center"/>
-          </w:tcPr>
-          <w:p>
-            <w:r>
-              <w:rPr>
-                <w:sz w:val="20"/>
-              </w:rPr>
-              <w:t>25</w:t>
-            </w:r>
-          </w:p>
-        </w:tc>
-        <w:tc>
-          <w:tcPr>
-            <w:tcW w:w="2484" w:type="dxa"/>
-            <w:shd w:val="clear" w:color="auto" w:fill="F3F6F9"/>
-            <w:vAlign w:val="center"/>
-          </w:tcPr>
-          <w:p>
-            <w:r>
-              <w:rPr>
-                <w:sz w:val="20"/>
-              </w:rPr>
-              <w:t>Disconnected smoke test</w:t>
-            </w:r>
-          </w:p>
-        </w:tc>
-      </w:tr>
-      <w:tr>
-        <w:trPr>
-          <w:jc w:val="center"/>
-        </w:trPr>
-        <w:tc>
-          <w:tcPr>
-            <w:tcW w:w="2484" w:type="dxa"/>
-            <w:vAlign w:val="center"/>
-          </w:tcPr>
-          <w:p>
-            <w:r>
-              <w:rPr>
-                <w:sz w:val="20"/>
-              </w:rPr>
-              <w:t>Dataset validation</w:t>
-            </w:r>
-          </w:p>
-        </w:tc>
-        <w:tc>
-          <w:tcPr>
-            <w:tcW w:w="2484" w:type="dxa"/>
-            <w:vAlign w:val="center"/>
-          </w:tcPr>
-          <w:p>
-            <w:r>
-              <w:rPr>
-                <w:sz w:val="20"/>
-              </w:rPr>
-              <w:t>Data Sources and Dataset Strategy</w:t>
-            </w:r>
-          </w:p>
-        </w:tc>
-        <w:tc>
-          <w:tcPr>
-            <w:tcW w:w="2484" w:type="dxa"/>
-            <w:vAlign w:val="center"/>
-          </w:tcPr>
-          <w:p>
-            <w:r>
-              <w:rPr>
-                <w:sz w:val="20"/>
-              </w:rPr>
-              <w:t>20, 21</w:t>
-            </w:r>
-          </w:p>
-        </w:tc>
-        <w:tc>
-          <w:tcPr>
-            <w:tcW w:w="2484" w:type="dxa"/>
-            <w:vAlign w:val="center"/>
-          </w:tcPr>
-          <w:p>
-            <w:r>
-              <w:rPr>
-                <w:sz w:val="20"/>
-              </w:rPr>
-              <w:t>Cross-dataset report</w:t>
-            </w:r>
-          </w:p>
-        </w:tc>
-      </w:tr>
-    </w:tbl>
-    <w:p>
-      <w:pPr>
-        <w:spacing w:after="0"/>
-      </w:pPr>
+        <w:t>compare models under identical feature and split definition</w:t>
+      </w:r>
     </w:p>
     <w:sectPr>
       <w:footerReference w:type="default" r:id="rId8"/>
